--- a/Exercicios1ao6_Enunciados.docx
+++ b/Exercicios1ao6_Enunciados.docx
@@ -1,34 +1,47 @@
 
 <file path=word/document.xml><?xml version="1.0" encoding="utf-8"?>
-<w:document xmlns:wpc="http://schemas.microsoft.com/office/word/2010/wordprocessingCanvas" xmlns:mc="http://schemas.openxmlformats.org/markup-compatibility/2006" xmlns:o="urn:schemas-microsoft-com:office:office" xmlns:r="http://schemas.openxmlformats.org/officeDocument/2006/relationships" xmlns:m="http://schemas.openxmlformats.org/officeDocument/2006/math" xmlns:v="urn:schemas-microsoft-com:vml" xmlns:wp14="http://schemas.microsoft.com/office/word/2010/wordprocessingDrawing" xmlns:wp="http://schemas.openxmlformats.org/drawingml/2006/wordprocessingDrawing" xmlns:w10="urn:schemas-microsoft-com:office:word" xmlns:w="http://schemas.openxmlformats.org/wordprocessingml/2006/main" xmlns:w14="http://schemas.microsoft.com/office/word/2010/wordml" xmlns:w15="http://schemas.microsoft.com/office/word/2012/wordml" xmlns:wpg="http://schemas.microsoft.com/office/word/2010/wordprocessingGroup" xmlns:wpi="http://schemas.microsoft.com/office/word/2010/wordprocessingInk" xmlns:wne="http://schemas.microsoft.com/office/word/2006/wordml" xmlns:wps="http://schemas.microsoft.com/office/word/2010/wordprocessingShape" xmlns:cx="http://schemas.microsoft.com/office/drawing/2014/chartex" xmlns:cx1="http://schemas.microsoft.com/office/drawing/2015/9/8/chartex" xmlns:cx2="http://schemas.microsoft.com/office/drawing/2015/10/21/chartex" xmlns:cx3="http://schemas.microsoft.com/office/drawing/2016/5/9/chartex" xmlns:cx4="http://schemas.microsoft.com/office/drawing/2016/5/10/chartex" xmlns:cx5="http://schemas.microsoft.com/office/drawing/2016/5/11/chartex" xmlns:cx6="http://schemas.microsoft.com/office/drawing/2016/5/12/chartex" xmlns:cx7="http://schemas.microsoft.com/office/drawing/2016/5/13/chartex" xmlns:cx8="http://schemas.microsoft.com/office/drawing/2016/5/14/chartex" xmlns:aink="http://schemas.microsoft.com/office/drawing/2016/ink" xmlns:am3d="http://schemas.microsoft.com/office/drawing/2017/model3d" xmlns:w16cex="http://schemas.microsoft.com/office/word/2018/wordml/cex" xmlns:w16cid="http://schemas.microsoft.com/office/word/2016/wordml/cid" xmlns:w16="http://schemas.microsoft.com/office/word/2018/wordml" xmlns:w16sdtdh="http://schemas.microsoft.com/office/word/2020/wordml/sdtdatahash" xmlns:w16se="http://schemas.microsoft.com/office/word/2015/wordml/symex" mc:Ignorable="w14 w15 wp14">
+<w:document xmlns:wpc="http://schemas.microsoft.com/office/word/2010/wordprocessingCanvas" xmlns:cx="http://schemas.microsoft.com/office/drawing/2014/chartex" xmlns:cx1="http://schemas.microsoft.com/office/drawing/2015/9/8/chartex" xmlns:cx2="http://schemas.microsoft.com/office/drawing/2015/10/21/chartex" xmlns:cx3="http://schemas.microsoft.com/office/drawing/2016/5/9/chartex" xmlns:cx4="http://schemas.microsoft.com/office/drawing/2016/5/10/chartex" xmlns:cx5="http://schemas.microsoft.com/office/drawing/2016/5/11/chartex" xmlns:cx6="http://schemas.microsoft.com/office/drawing/2016/5/12/chartex" xmlns:cx7="http://schemas.microsoft.com/office/drawing/2016/5/13/chartex" xmlns:cx8="http://schemas.microsoft.com/office/drawing/2016/5/14/chartex" xmlns:mc="http://schemas.openxmlformats.org/markup-compatibility/2006" xmlns:aink="http://schemas.microsoft.com/office/drawing/2016/ink" xmlns:am3d="http://schemas.microsoft.com/office/drawing/2017/model3d" xmlns:o="urn:schemas-microsoft-com:office:office" xmlns:r="http://schemas.openxmlformats.org/officeDocument/2006/relationships" xmlns:m="http://schemas.openxmlformats.org/officeDocument/2006/math" xmlns:v="urn:schemas-microsoft-com:vml" xmlns:wp14="http://schemas.microsoft.com/office/word/2010/wordprocessingDrawing" xmlns:wp="http://schemas.openxmlformats.org/drawingml/2006/wordprocessingDrawing" xmlns:w10="urn:schemas-microsoft-com:office:word" xmlns:w="http://schemas.openxmlformats.org/wordprocessingml/2006/main" xmlns:w14="http://schemas.microsoft.com/office/word/2010/wordml" xmlns:w15="http://schemas.microsoft.com/office/word/2012/wordml" xmlns:w16cid="http://schemas.microsoft.com/office/word/2016/wordml/cid" xmlns:w16se="http://schemas.microsoft.com/office/word/2015/wordml/symex" xmlns:wpg="http://schemas.microsoft.com/office/word/2010/wordprocessingGroup" xmlns:wpi="http://schemas.microsoft.com/office/word/2010/wordprocessingInk" xmlns:wne="http://schemas.microsoft.com/office/word/2006/wordml" xmlns:wps="http://schemas.microsoft.com/office/word/2010/wordprocessingShape" mc:Ignorable="w14 w15 w16se w16cid wp14">
   <w:body>
     <w:p>
       <w:pPr>
-        <w:pStyle w:val="Title"/>
+        <w:pStyle w:val="Ttulo"/>
         <w:spacing w:after="200"/>
         <w:jc w:val="center"/>
       </w:pPr>
       <w:r>
-        <w:t xml:space="preserve">Lista de Exercícios - Aula 02</w:t>
-      </w:r>
-    </w:p>
-    <w:p>
-      <w:pPr>
-        <w:pStyle w:val="Heading1"/>
+        <w:t>Lista de Exercícios - Aula 02</w:t>
+      </w:r>
+    </w:p>
+    <w:p>
+      <w:pPr>
+        <w:pStyle w:val="Ttulo1"/>
         <w:spacing w:after="400"/>
         <w:jc w:val="center"/>
       </w:pPr>
       <w:r>
-        <w:t xml:space="preserve">Componentes e Props em React</w:t>
-      </w:r>
-    </w:p>
-    <w:p>
-      <w:pPr>
-        <w:pStyle w:val="Heading2"/>
-        <w:spacing w:after="200" w:before="400"/>
-      </w:pPr>
-      <w:r>
-        <w:t xml:space="preserve">Exercício 1 - Cálculo de Quadrado e Cubo de um Número</w:t>
+        <w:t xml:space="preserve">Componentes e </w:t>
+      </w:r>
+      <w:proofErr w:type="spellStart"/>
+      <w:r>
+        <w:t>Props</w:t>
+      </w:r>
+      <w:proofErr w:type="spellEnd"/>
+      <w:r>
+        <w:t xml:space="preserve"> em </w:t>
+      </w:r>
+      <w:proofErr w:type="spellStart"/>
+      <w:r>
+        <w:t>React</w:t>
+      </w:r>
+      <w:proofErr w:type="spellEnd"/>
+    </w:p>
+    <w:p>
+      <w:pPr>
+        <w:pStyle w:val="Ttulo2"/>
+        <w:spacing w:before="400" w:after="200"/>
+      </w:pPr>
+      <w:r>
+        <w:t>Exercício 1 - Cálculo de Quadrado e Cubo de um Número</w:t>
       </w:r>
     </w:p>
     <w:p>
@@ -47,7 +60,7 @@
           <w:i/>
           <w:iCs/>
         </w:rPr>
-        <w:t xml:space="preserve">Crie um componente que recebe um número e exibe o seu quadrado e o seu cubo.</w:t>
+        <w:t>Crie um componente que recebe um número e exibe o seu quadrado e o seu cubo.</w:t>
       </w:r>
     </w:p>
     <w:p>
@@ -62,7 +75,18 @@
         <w:t xml:space="preserve">Enunciado Aprimorado: </w:t>
       </w:r>
       <w:r>
-        <w:t xml:space="preserve">Crie um componente chamado Exercicio1 que deverá receber um número inteiro como parâmetro (prop) e exibir no navegador o resultado do cálculo do quadrado e do cubo desse número. Utilize a fórmula: quadrado = número × número e cubo = quadrado × número. O componente deve ser funcional e escrito em JSX.</w:t>
+        <w:t>Crie um componente chamado Exercicio1 que deverá receber um número inteiro como parâmetro (</w:t>
+      </w:r>
+      <w:proofErr w:type="spellStart"/>
+      <w:r>
+        <w:t>prop</w:t>
+      </w:r>
+      <w:proofErr w:type="spellEnd"/>
+      <w:r>
+        <w:t>) e exibir no navegador o resultado do cálculo do quadrado e do cubo desse número. Utilize a fórmula: quadrado = número × número e cubo = quadrado × número. O co</w:t>
+      </w:r>
+      <w:r>
+        <w:t>mponente deve ser funcional e escrito em JSX.</w:t>
       </w:r>
     </w:p>
     <w:p>
@@ -77,7 +101,7 @@
         <w:t xml:space="preserve">Fórmula: </w:t>
       </w:r>
       <w:r>
-        <w:t xml:space="preserve">quadrado = n², cubo = n³</w:t>
+        <w:t>quadrado = n², cubo = n³</w:t>
       </w:r>
     </w:p>
     <w:p>
@@ -96,89 +120,140 @@
           <w:i/>
           <w:iCs/>
         </w:rPr>
-        <w:t xml:space="preserve">Entrada: numero={12} → Saída: 'O quadrado do 12 é 144, e o cubo é 1728.'</w:t>
+        <w:t xml:space="preserve">Entrada: </w:t>
+      </w:r>
+      <w:proofErr w:type="spellStart"/>
+      <w:r>
+        <w:rPr>
+          <w:i/>
+          <w:iCs/>
+        </w:rPr>
+        <w:t>numero</w:t>
+      </w:r>
+      <w:proofErr w:type="spellEnd"/>
+      <w:proofErr w:type="gramStart"/>
+      <w:r>
+        <w:rPr>
+          <w:i/>
+          <w:iCs/>
+        </w:rPr>
+        <w:t>={</w:t>
+      </w:r>
+      <w:proofErr w:type="gramEnd"/>
+      <w:r>
+        <w:rPr>
+          <w:i/>
+          <w:iCs/>
+        </w:rPr>
+        <w:t>12} → Saída: 'O quadrado do 12 é 144, e o cubo é 1728.'</w:t>
       </w:r>
     </w:p>
     <w:tbl>
       <w:tblPr>
-        <w:tblW w:type="pct" w:w="100%"/>
+        <w:tblW w:w="5000" w:type="pct"/>
         <w:tblBorders>
-          <w:top w:val="single" w:color="auto" w:sz="4"/>
-          <w:left w:val="single" w:color="auto" w:sz="4"/>
-          <w:bottom w:val="single" w:color="auto" w:sz="4"/>
-          <w:right w:val="single" w:color="auto" w:sz="4"/>
-          <w:insideH w:val="single" w:color="auto" w:sz="4"/>
-          <w:insideV w:val="single" w:color="auto" w:sz="4"/>
+          <w:top w:val="single" w:sz="4" w:space="0" w:color="auto"/>
+          <w:left w:val="single" w:sz="4" w:space="0" w:color="auto"/>
+          <w:bottom w:val="single" w:sz="4" w:space="0" w:color="auto"/>
+          <w:right w:val="single" w:sz="4" w:space="0" w:color="auto"/>
+          <w:insideH w:val="single" w:sz="4" w:space="0" w:color="auto"/>
+          <w:insideV w:val="single" w:sz="4" w:space="0" w:color="auto"/>
         </w:tblBorders>
+        <w:tblCellMar>
+          <w:left w:w="10" w:type="dxa"/>
+          <w:right w:w="10" w:type="dxa"/>
+        </w:tblCellMar>
+        <w:tblLook w:val="0000" w:firstRow="0" w:lastRow="0" w:firstColumn="0" w:lastColumn="0" w:noHBand="0" w:noVBand="0"/>
       </w:tblPr>
       <w:tblGrid>
-        <w:gridCol w:w="100"/>
-        <w:gridCol w:w="100"/>
-        <w:gridCol w:w="100"/>
+        <w:gridCol w:w="2254"/>
+        <w:gridCol w:w="1352"/>
+        <w:gridCol w:w="5410"/>
       </w:tblGrid>
       <w:tr>
+        <w:tblPrEx>
+          <w:tblCellMar>
+            <w:top w:w="0" w:type="dxa"/>
+            <w:bottom w:w="0" w:type="dxa"/>
+          </w:tblCellMar>
+        </w:tblPrEx>
         <w:trPr>
           <w:tblHeader/>
         </w:trPr>
         <w:tc>
           <w:tcPr>
-            <w:tcW w:type="pct" w:w="25%"/>
+            <w:tcW w:w="1250" w:type="pct"/>
           </w:tcPr>
           <w:p>
             <w:pPr>
               <w:jc w:val="center"/>
             </w:pPr>
             <w:r>
-              <w:t xml:space="preserve">Parâmetro</w:t>
-            </w:r>
-          </w:p>
-        </w:tc>
-        <w:tc>
-          <w:tcPr>
-            <w:tcW w:type="pct" w:w="15%"/>
+              <w:t>Parâmetro</w:t>
+            </w:r>
+          </w:p>
+        </w:tc>
+        <w:tc>
+          <w:tcPr>
+            <w:tcW w:w="750" w:type="pct"/>
           </w:tcPr>
           <w:p>
             <w:pPr>
               <w:jc w:val="center"/>
             </w:pPr>
             <w:r>
-              <w:t xml:space="preserve">Tipo</w:t>
-            </w:r>
-          </w:p>
-        </w:tc>
-        <w:tc>
-          <w:tcPr>
-            <w:tcW w:type="pct" w:w="60%"/>
+              <w:t>Tipo</w:t>
+            </w:r>
+          </w:p>
+        </w:tc>
+        <w:tc>
+          <w:tcPr>
+            <w:tcW w:w="3000" w:type="pct"/>
           </w:tcPr>
           <w:p>
             <w:pPr>
               <w:jc w:val="center"/>
             </w:pPr>
             <w:r>
-              <w:t xml:space="preserve">Descrição</w:t>
+              <w:t>Descrição</w:t>
             </w:r>
           </w:p>
         </w:tc>
       </w:tr>
       <w:tr>
-        <w:tc>
-          <w:p>
-            <w:r>
-              <w:t xml:space="preserve">numero</w:t>
-            </w:r>
-          </w:p>
-        </w:tc>
-        <w:tc>
-          <w:p>
-            <w:r>
-              <w:t xml:space="preserve">number</w:t>
-            </w:r>
-          </w:p>
-        </w:tc>
-        <w:tc>
-          <w:p>
-            <w:r>
-              <w:t xml:space="preserve">Número inteiro a ser calculado</w:t>
+        <w:tblPrEx>
+          <w:tblCellMar>
+            <w:top w:w="0" w:type="dxa"/>
+            <w:bottom w:w="0" w:type="dxa"/>
+          </w:tblCellMar>
+        </w:tblPrEx>
+        <w:tc>
+          <w:tcPr>
+            <w:tcW w:w="0" w:type="auto"/>
+          </w:tcPr>
+          <w:p>
+            <w:r>
+              <w:t>numero</w:t>
+            </w:r>
+          </w:p>
+        </w:tc>
+        <w:tc>
+          <w:tcPr>
+            <w:tcW w:w="0" w:type="auto"/>
+          </w:tcPr>
+          <w:p>
+            <w:r>
+              <w:t>number</w:t>
+            </w:r>
+          </w:p>
+        </w:tc>
+        <w:tc>
+          <w:tcPr>
+            <w:tcW w:w="0" w:type="auto"/>
+          </w:tcPr>
+          <w:p>
+            <w:r>
+              <w:t>Número inteiro a ser calculado</w:t>
             </w:r>
           </w:p>
         </w:tc>
@@ -191,11 +266,11 @@
     </w:p>
     <w:p>
       <w:pPr>
-        <w:pStyle w:val="Heading2"/>
-        <w:spacing w:after="200" w:before="400"/>
-      </w:pPr>
-      <w:r>
-        <w:t xml:space="preserve">Exercício 2 - Cálculo do IMC (Índice de Massa Corporal)</w:t>
+        <w:pStyle w:val="Ttulo2"/>
+        <w:spacing w:before="400" w:after="200"/>
+      </w:pPr>
+      <w:r>
+        <w:t>Exercício 2 - Cálculo do IMC (Índice de Massa Corporal)</w:t>
       </w:r>
     </w:p>
     <w:p>
@@ -214,7 +289,7 @@
           <w:i/>
           <w:iCs/>
         </w:rPr>
-        <w:t xml:space="preserve">Crie um componente que calcula o IMC de uma pessoa.</w:t>
+        <w:t>Crie um componente que calcula o IMC de uma pessoa.</w:t>
       </w:r>
     </w:p>
     <w:p>
@@ -229,7 +304,10 @@
         <w:t xml:space="preserve">Enunciado Aprimorado: </w:t>
       </w:r>
       <w:r>
-        <w:t xml:space="preserve">Crie um componente chamado Exercicio2 que deverá calcular o Índice de Massa Corporal (IMC) de uma pessoa. O componente deverá receber como parâmetros o peso (em kg) e a altura (em metros). Utilize a fórmula: IMC = peso / (altura × altura). Exiba o resultado no navegador com duas casas decimais.</w:t>
+        <w:t xml:space="preserve">Crie um componente chamado Exercicio2 que deverá calcular o Índice de Massa Corporal (IMC) de uma pessoa. </w:t>
+      </w:r>
+      <w:r>
+        <w:t>O componente deverá receber como parâmetros o peso (em kg) e a altura (em metros). Utilize a fórmula: IMC = peso / (altura × altura). Exiba o resultado no navegador com duas casas decimais.</w:t>
       </w:r>
     </w:p>
     <w:p>
@@ -244,7 +322,7 @@
         <w:t xml:space="preserve">Fórmula: </w:t>
       </w:r>
       <w:r>
-        <w:t xml:space="preserve">IMC = peso / (altura × altura)</w:t>
+        <w:t>IMC = peso / (altura × altura)</w:t>
       </w:r>
     </w:p>
     <w:p>
@@ -263,112 +341,192 @@
           <w:i/>
           <w:iCs/>
         </w:rPr>
-        <w:t xml:space="preserve">Entrada: peso={53.5} altura={1.58} → Saída: 'O IMC para uma pessoa de 53.5 kg e altura 1.58 mts é 21.43.'</w:t>
+        <w:t>Entrada:</w:t>
+      </w:r>
+      <w:r>
+        <w:rPr>
+          <w:i/>
+          <w:iCs/>
+        </w:rPr>
+        <w:t xml:space="preserve"> peso</w:t>
+      </w:r>
+      <w:proofErr w:type="gramStart"/>
+      <w:r>
+        <w:rPr>
+          <w:i/>
+          <w:iCs/>
+        </w:rPr>
+        <w:t>={</w:t>
+      </w:r>
+      <w:proofErr w:type="gramEnd"/>
+      <w:r>
+        <w:rPr>
+          <w:i/>
+          <w:iCs/>
+        </w:rPr>
+        <w:t xml:space="preserve">53.5} altura={1.58} → Saída: 'O IMC para uma pessoa de 53.5 kg e altura 1.58 </w:t>
+      </w:r>
+      <w:proofErr w:type="spellStart"/>
+      <w:r>
+        <w:rPr>
+          <w:i/>
+          <w:iCs/>
+        </w:rPr>
+        <w:t>mts</w:t>
+      </w:r>
+      <w:proofErr w:type="spellEnd"/>
+      <w:r>
+        <w:rPr>
+          <w:i/>
+          <w:iCs/>
+        </w:rPr>
+        <w:t xml:space="preserve"> é 21.43.'</w:t>
       </w:r>
     </w:p>
     <w:tbl>
       <w:tblPr>
-        <w:tblW w:type="pct" w:w="100%"/>
+        <w:tblW w:w="5000" w:type="pct"/>
         <w:tblBorders>
-          <w:top w:val="single" w:color="auto" w:sz="4"/>
-          <w:left w:val="single" w:color="auto" w:sz="4"/>
-          <w:bottom w:val="single" w:color="auto" w:sz="4"/>
-          <w:right w:val="single" w:color="auto" w:sz="4"/>
-          <w:insideH w:val="single" w:color="auto" w:sz="4"/>
-          <w:insideV w:val="single" w:color="auto" w:sz="4"/>
+          <w:top w:val="single" w:sz="4" w:space="0" w:color="auto"/>
+          <w:left w:val="single" w:sz="4" w:space="0" w:color="auto"/>
+          <w:bottom w:val="single" w:sz="4" w:space="0" w:color="auto"/>
+          <w:right w:val="single" w:sz="4" w:space="0" w:color="auto"/>
+          <w:insideH w:val="single" w:sz="4" w:space="0" w:color="auto"/>
+          <w:insideV w:val="single" w:sz="4" w:space="0" w:color="auto"/>
         </w:tblBorders>
+        <w:tblCellMar>
+          <w:left w:w="10" w:type="dxa"/>
+          <w:right w:w="10" w:type="dxa"/>
+        </w:tblCellMar>
+        <w:tblLook w:val="0000" w:firstRow="0" w:lastRow="0" w:firstColumn="0" w:lastColumn="0" w:noHBand="0" w:noVBand="0"/>
       </w:tblPr>
       <w:tblGrid>
-        <w:gridCol w:w="100"/>
-        <w:gridCol w:w="100"/>
-        <w:gridCol w:w="100"/>
+        <w:gridCol w:w="2254"/>
+        <w:gridCol w:w="1352"/>
+        <w:gridCol w:w="5410"/>
       </w:tblGrid>
       <w:tr>
+        <w:tblPrEx>
+          <w:tblCellMar>
+            <w:top w:w="0" w:type="dxa"/>
+            <w:bottom w:w="0" w:type="dxa"/>
+          </w:tblCellMar>
+        </w:tblPrEx>
         <w:trPr>
           <w:tblHeader/>
         </w:trPr>
         <w:tc>
           <w:tcPr>
-            <w:tcW w:type="pct" w:w="25%"/>
+            <w:tcW w:w="1250" w:type="pct"/>
           </w:tcPr>
           <w:p>
             <w:pPr>
               <w:jc w:val="center"/>
             </w:pPr>
             <w:r>
-              <w:t xml:space="preserve">Parâmetro</w:t>
-            </w:r>
-          </w:p>
-        </w:tc>
-        <w:tc>
-          <w:tcPr>
-            <w:tcW w:type="pct" w:w="15%"/>
+              <w:t>Parâmetro</w:t>
+            </w:r>
+          </w:p>
+        </w:tc>
+        <w:tc>
+          <w:tcPr>
+            <w:tcW w:w="750" w:type="pct"/>
           </w:tcPr>
           <w:p>
             <w:pPr>
               <w:jc w:val="center"/>
             </w:pPr>
             <w:r>
-              <w:t xml:space="preserve">Tipo</w:t>
-            </w:r>
-          </w:p>
-        </w:tc>
-        <w:tc>
-          <w:tcPr>
-            <w:tcW w:type="pct" w:w="60%"/>
+              <w:t>Tipo</w:t>
+            </w:r>
+          </w:p>
+        </w:tc>
+        <w:tc>
+          <w:tcPr>
+            <w:tcW w:w="3000" w:type="pct"/>
           </w:tcPr>
           <w:p>
             <w:pPr>
               <w:jc w:val="center"/>
             </w:pPr>
             <w:r>
-              <w:t xml:space="preserve">Descrição</w:t>
+              <w:t>Descrição</w:t>
             </w:r>
           </w:p>
         </w:tc>
       </w:tr>
       <w:tr>
-        <w:tc>
-          <w:p>
-            <w:r>
-              <w:t xml:space="preserve">peso</w:t>
-            </w:r>
-          </w:p>
-        </w:tc>
-        <w:tc>
-          <w:p>
-            <w:r>
-              <w:t xml:space="preserve">number</w:t>
-            </w:r>
-          </w:p>
-        </w:tc>
-        <w:tc>
-          <w:p>
-            <w:r>
-              <w:t xml:space="preserve">Peso da pessoa em quilogramas (kg)</w:t>
+        <w:tblPrEx>
+          <w:tblCellMar>
+            <w:top w:w="0" w:type="dxa"/>
+            <w:bottom w:w="0" w:type="dxa"/>
+          </w:tblCellMar>
+        </w:tblPrEx>
+        <w:tc>
+          <w:tcPr>
+            <w:tcW w:w="0" w:type="auto"/>
+          </w:tcPr>
+          <w:p>
+            <w:r>
+              <w:t>peso</w:t>
+            </w:r>
+          </w:p>
+        </w:tc>
+        <w:tc>
+          <w:tcPr>
+            <w:tcW w:w="0" w:type="auto"/>
+          </w:tcPr>
+          <w:p>
+            <w:r>
+              <w:t>number</w:t>
+            </w:r>
+          </w:p>
+        </w:tc>
+        <w:tc>
+          <w:tcPr>
+            <w:tcW w:w="0" w:type="auto"/>
+          </w:tcPr>
+          <w:p>
+            <w:r>
+              <w:t>Peso da pessoa em quilogramas (kg)</w:t>
             </w:r>
           </w:p>
         </w:tc>
       </w:tr>
       <w:tr>
-        <w:tc>
-          <w:p>
-            <w:r>
-              <w:t xml:space="preserve">altura</w:t>
-            </w:r>
-          </w:p>
-        </w:tc>
-        <w:tc>
-          <w:p>
-            <w:r>
-              <w:t xml:space="preserve">number</w:t>
-            </w:r>
-          </w:p>
-        </w:tc>
-        <w:tc>
-          <w:p>
-            <w:r>
-              <w:t xml:space="preserve">Altura da pessoa em metros (m)</w:t>
+        <w:tblPrEx>
+          <w:tblCellMar>
+            <w:top w:w="0" w:type="dxa"/>
+            <w:bottom w:w="0" w:type="dxa"/>
+          </w:tblCellMar>
+        </w:tblPrEx>
+        <w:tc>
+          <w:tcPr>
+            <w:tcW w:w="0" w:type="auto"/>
+          </w:tcPr>
+          <w:p>
+            <w:r>
+              <w:t>altura</w:t>
+            </w:r>
+          </w:p>
+        </w:tc>
+        <w:tc>
+          <w:tcPr>
+            <w:tcW w:w="0" w:type="auto"/>
+          </w:tcPr>
+          <w:p>
+            <w:r>
+              <w:t>number</w:t>
+            </w:r>
+          </w:p>
+        </w:tc>
+        <w:tc>
+          <w:tcPr>
+            <w:tcW w:w="0" w:type="auto"/>
+          </w:tcPr>
+          <w:p>
+            <w:r>
+              <w:t>Altura da pessoa em metros (m)</w:t>
             </w:r>
           </w:p>
         </w:tc>
@@ -381,11 +539,11 @@
     </w:p>
     <w:p>
       <w:pPr>
-        <w:pStyle w:val="Heading2"/>
-        <w:spacing w:after="200" w:before="400"/>
-      </w:pPr>
-      <w:r>
-        <w:t xml:space="preserve">Exercício 3 - Média Aritmética e Situação do Aluno</w:t>
+        <w:pStyle w:val="Ttulo2"/>
+        <w:spacing w:before="400" w:after="200"/>
+      </w:pPr>
+      <w:r>
+        <w:t>Exercício 3 - Média Aritmética e Situação do Aluno</w:t>
       </w:r>
     </w:p>
     <w:p>
@@ -404,7 +562,7 @@
           <w:i/>
           <w:iCs/>
         </w:rPr>
-        <w:t xml:space="preserve">Crie um componente que calcula a média de duas notas e informa se o aluno está aprovado ou reprovado.</w:t>
+        <w:t>Crie um componente que calcula a média de duas notas e informa se o aluno está aprovado ou reprovado.</w:t>
       </w:r>
     </w:p>
     <w:p>
@@ -419,7 +577,18 @@
         <w:t xml:space="preserve">Enunciado Aprimorado: </w:t>
       </w:r>
       <w:r>
-        <w:t xml:space="preserve">Crie um componente chamado Exercicio3 que deverá receber duas notas de um aluno como parâmetros e calcular a média aritmética entre elas. O componente deverá exibir o valor da média e informar se o aluno está Aprovado (média ≥ 6) ou Reprovado (média &lt; 6). Utilize a fórmula: média = (nota1 + nota2) / 2.</w:t>
+        <w:t>Crie um componente chamado Exercicio3 que deverá receber duas</w:t>
+      </w:r>
+      <w:r>
+        <w:t xml:space="preserve"> notas de um aluno como parâmetros e calcular a média aritmética entre elas. O componente deverá exibir o valor da média e informar se o aluno </w:t>
+      </w:r>
+      <w:proofErr w:type="gramStart"/>
+      <w:r>
+        <w:t>está Aprovado</w:t>
+      </w:r>
+      <w:proofErr w:type="gramEnd"/>
+      <w:r>
+        <w:t xml:space="preserve"> (média ≥ 6) ou Reprovado (média &lt; 6). Utilize a fórmula: média = (nota1 + nota2) / 2.</w:t>
       </w:r>
     </w:p>
     <w:p>
@@ -434,7 +603,10 @@
         <w:t xml:space="preserve">Fórmula: </w:t>
       </w:r>
       <w:r>
-        <w:t xml:space="preserve">média = (nota1 + nota2) / 2. Aprovado se média ≥ 6.</w:t>
+        <w:t>médi</w:t>
+      </w:r>
+      <w:r>
+        <w:t>a = (nota1 + nota2) / 2. Aprovado se média ≥ 6.</w:t>
       </w:r>
     </w:p>
     <w:p>
@@ -453,112 +625,169 @@
           <w:i/>
           <w:iCs/>
         </w:rPr>
-        <w:t xml:space="preserve">Entrada: nota1={8} nota2={6} → Saída: 'A média das notas 8 e 6 é 7. Aluno Aprovado.'</w:t>
+        <w:t>Entrada: nota1</w:t>
+      </w:r>
+      <w:proofErr w:type="gramStart"/>
+      <w:r>
+        <w:rPr>
+          <w:i/>
+          <w:iCs/>
+        </w:rPr>
+        <w:t>={</w:t>
+      </w:r>
+      <w:proofErr w:type="gramEnd"/>
+      <w:r>
+        <w:rPr>
+          <w:i/>
+          <w:iCs/>
+        </w:rPr>
+        <w:t>8} nota2={6} → Saída: 'A média das notas 8 e 6 é 7. Aluno Aprovado.'</w:t>
       </w:r>
     </w:p>
     <w:tbl>
       <w:tblPr>
-        <w:tblW w:type="pct" w:w="100%"/>
+        <w:tblW w:w="5000" w:type="pct"/>
         <w:tblBorders>
-          <w:top w:val="single" w:color="auto" w:sz="4"/>
-          <w:left w:val="single" w:color="auto" w:sz="4"/>
-          <w:bottom w:val="single" w:color="auto" w:sz="4"/>
-          <w:right w:val="single" w:color="auto" w:sz="4"/>
-          <w:insideH w:val="single" w:color="auto" w:sz="4"/>
-          <w:insideV w:val="single" w:color="auto" w:sz="4"/>
+          <w:top w:val="single" w:sz="4" w:space="0" w:color="auto"/>
+          <w:left w:val="single" w:sz="4" w:space="0" w:color="auto"/>
+          <w:bottom w:val="single" w:sz="4" w:space="0" w:color="auto"/>
+          <w:right w:val="single" w:sz="4" w:space="0" w:color="auto"/>
+          <w:insideH w:val="single" w:sz="4" w:space="0" w:color="auto"/>
+          <w:insideV w:val="single" w:sz="4" w:space="0" w:color="auto"/>
         </w:tblBorders>
+        <w:tblCellMar>
+          <w:left w:w="10" w:type="dxa"/>
+          <w:right w:w="10" w:type="dxa"/>
+        </w:tblCellMar>
+        <w:tblLook w:val="0000" w:firstRow="0" w:lastRow="0" w:firstColumn="0" w:lastColumn="0" w:noHBand="0" w:noVBand="0"/>
       </w:tblPr>
       <w:tblGrid>
-        <w:gridCol w:w="100"/>
-        <w:gridCol w:w="100"/>
-        <w:gridCol w:w="100"/>
+        <w:gridCol w:w="2254"/>
+        <w:gridCol w:w="1352"/>
+        <w:gridCol w:w="5410"/>
       </w:tblGrid>
       <w:tr>
+        <w:tblPrEx>
+          <w:tblCellMar>
+            <w:top w:w="0" w:type="dxa"/>
+            <w:bottom w:w="0" w:type="dxa"/>
+          </w:tblCellMar>
+        </w:tblPrEx>
         <w:trPr>
           <w:tblHeader/>
         </w:trPr>
         <w:tc>
           <w:tcPr>
-            <w:tcW w:type="pct" w:w="25%"/>
+            <w:tcW w:w="1250" w:type="pct"/>
           </w:tcPr>
           <w:p>
             <w:pPr>
               <w:jc w:val="center"/>
             </w:pPr>
             <w:r>
-              <w:t xml:space="preserve">Parâmetro</w:t>
-            </w:r>
-          </w:p>
-        </w:tc>
-        <w:tc>
-          <w:tcPr>
-            <w:tcW w:type="pct" w:w="15%"/>
+              <w:t>Parâmetro</w:t>
+            </w:r>
+          </w:p>
+        </w:tc>
+        <w:tc>
+          <w:tcPr>
+            <w:tcW w:w="750" w:type="pct"/>
           </w:tcPr>
           <w:p>
             <w:pPr>
               <w:jc w:val="center"/>
             </w:pPr>
             <w:r>
-              <w:t xml:space="preserve">Tipo</w:t>
-            </w:r>
-          </w:p>
-        </w:tc>
-        <w:tc>
-          <w:tcPr>
-            <w:tcW w:type="pct" w:w="60%"/>
+              <w:t>Tipo</w:t>
+            </w:r>
+          </w:p>
+        </w:tc>
+        <w:tc>
+          <w:tcPr>
+            <w:tcW w:w="3000" w:type="pct"/>
           </w:tcPr>
           <w:p>
             <w:pPr>
               <w:jc w:val="center"/>
             </w:pPr>
             <w:r>
-              <w:t xml:space="preserve">Descrição</w:t>
+              <w:t>Descrição</w:t>
             </w:r>
           </w:p>
         </w:tc>
       </w:tr>
       <w:tr>
-        <w:tc>
-          <w:p>
-            <w:r>
-              <w:t xml:space="preserve">nota1</w:t>
-            </w:r>
-          </w:p>
-        </w:tc>
-        <w:tc>
-          <w:p>
-            <w:r>
-              <w:t xml:space="preserve">number</w:t>
-            </w:r>
-          </w:p>
-        </w:tc>
-        <w:tc>
-          <w:p>
-            <w:r>
-              <w:t xml:space="preserve">Primeira nota do aluno (0 a 10)</w:t>
+        <w:tblPrEx>
+          <w:tblCellMar>
+            <w:top w:w="0" w:type="dxa"/>
+            <w:bottom w:w="0" w:type="dxa"/>
+          </w:tblCellMar>
+        </w:tblPrEx>
+        <w:tc>
+          <w:tcPr>
+            <w:tcW w:w="0" w:type="auto"/>
+          </w:tcPr>
+          <w:p>
+            <w:r>
+              <w:t>nota1</w:t>
+            </w:r>
+          </w:p>
+        </w:tc>
+        <w:tc>
+          <w:tcPr>
+            <w:tcW w:w="0" w:type="auto"/>
+          </w:tcPr>
+          <w:p>
+            <w:r>
+              <w:t>number</w:t>
+            </w:r>
+          </w:p>
+        </w:tc>
+        <w:tc>
+          <w:tcPr>
+            <w:tcW w:w="0" w:type="auto"/>
+          </w:tcPr>
+          <w:p>
+            <w:r>
+              <w:t>Primeira nota do aluno (0 a 10)</w:t>
             </w:r>
           </w:p>
         </w:tc>
       </w:tr>
       <w:tr>
-        <w:tc>
-          <w:p>
-            <w:r>
-              <w:t xml:space="preserve">nota2</w:t>
-            </w:r>
-          </w:p>
-        </w:tc>
-        <w:tc>
-          <w:p>
-            <w:r>
-              <w:t xml:space="preserve">number</w:t>
-            </w:r>
-          </w:p>
-        </w:tc>
-        <w:tc>
-          <w:p>
-            <w:r>
-              <w:t xml:space="preserve">Segunda nota do aluno (0 a 10)</w:t>
+        <w:tblPrEx>
+          <w:tblCellMar>
+            <w:top w:w="0" w:type="dxa"/>
+            <w:bottom w:w="0" w:type="dxa"/>
+          </w:tblCellMar>
+        </w:tblPrEx>
+        <w:tc>
+          <w:tcPr>
+            <w:tcW w:w="0" w:type="auto"/>
+          </w:tcPr>
+          <w:p>
+            <w:r>
+              <w:t>nota2</w:t>
+            </w:r>
+          </w:p>
+        </w:tc>
+        <w:tc>
+          <w:tcPr>
+            <w:tcW w:w="0" w:type="auto"/>
+          </w:tcPr>
+          <w:p>
+            <w:r>
+              <w:t>number</w:t>
+            </w:r>
+          </w:p>
+        </w:tc>
+        <w:tc>
+          <w:tcPr>
+            <w:tcW w:w="0" w:type="auto"/>
+          </w:tcPr>
+          <w:p>
+            <w:r>
+              <w:t>Segunda nota do aluno (0 a 10)</w:t>
             </w:r>
           </w:p>
         </w:tc>
@@ -571,11 +800,12 @@
     </w:p>
     <w:p>
       <w:pPr>
-        <w:pStyle w:val="Heading2"/>
-        <w:spacing w:after="200" w:before="400"/>
-      </w:pPr>
-      <w:r>
-        <w:t xml:space="preserve">Exercício 4 - Cálculo de Área de Triângulo ou Retângulo</w:t>
+        <w:pStyle w:val="Ttulo2"/>
+        <w:spacing w:before="400" w:after="200"/>
+      </w:pPr>
+      <w:r>
+        <w:lastRenderedPageBreak/>
+        <w:t>Exercício 4 - Cálculo de Área de Triângulo ou Retângulo</w:t>
       </w:r>
     </w:p>
     <w:p>
@@ -594,7 +824,7 @@
           <w:i/>
           <w:iCs/>
         </w:rPr>
-        <w:t xml:space="preserve">Crie um componente que calcula a área de um triângulo ou de um retângulo.</w:t>
+        <w:t>Crie um componente que calcula a área de um triângulo ou de um retângulo.</w:t>
       </w:r>
     </w:p>
     <w:p>
@@ -609,7 +839,26 @@
         <w:t xml:space="preserve">Enunciado Aprimorado: </w:t>
       </w:r>
       <w:r>
-        <w:t xml:space="preserve">Crie um componente chamado Exercicio4 que deverá receber três parâmetros: tipo (string), base (number) e altura (number). O parâmetro tipo deverá ser verificado: se for igual a 'triangulo', calcular a área do triângulo usando a fórmula área = (base × altura) / 2; se for igual a 'retangulo', calcular a área do retângulo usando a fórmula área = base × altura; caso o valor informado seja diferente de ambos, exibir área igual a 0.</w:t>
+        <w:t>Crie um componente chamado Exercicio4 que deverá receber três parâmetros: tipo (</w:t>
+      </w:r>
+      <w:proofErr w:type="spellStart"/>
+      <w:r>
+        <w:t>string</w:t>
+      </w:r>
+      <w:proofErr w:type="spellEnd"/>
+      <w:r>
+        <w:t>), base (number) e altura (number). O parâmetro tipo deverá ser verificado: se for igual a 'triangulo', calcular a área do triângulo usando a fórmula área = (base × altur</w:t>
+      </w:r>
+      <w:r>
+        <w:t>a) / 2; se for igual a '</w:t>
+      </w:r>
+      <w:proofErr w:type="spellStart"/>
+      <w:r>
+        <w:t>retangulo</w:t>
+      </w:r>
+      <w:proofErr w:type="spellEnd"/>
+      <w:r>
+        <w:t>', calcular a área do retângulo usando a fórmula área = base × altura; caso o valor informado seja diferente de ambos, exibir área igual a 0.</w:t>
       </w:r>
     </w:p>
     <w:p>
@@ -624,7 +873,7 @@
         <w:t xml:space="preserve">Fórmula: </w:t>
       </w:r>
       <w:r>
-        <w:t xml:space="preserve">Triângulo: área = (base × altura) / 2. Retângulo: área = base × altura.</w:t>
+        <w:t>Triângulo: área = (base × altura) / 2. Retângulo: área = base × altura.</w:t>
       </w:r>
     </w:p>
     <w:p>
@@ -643,135 +892,217 @@
           <w:i/>
           <w:iCs/>
         </w:rPr>
-        <w:t xml:space="preserve">Entrada: tipo={'triangulo'} base={10} altura={5} → Saída: 'A área do triangulo com base 10 e altura 5 é 25.'</w:t>
+        <w:t>Entrada: tipo={'triangulo'} base</w:t>
+      </w:r>
+      <w:proofErr w:type="gramStart"/>
+      <w:r>
+        <w:rPr>
+          <w:i/>
+          <w:iCs/>
+        </w:rPr>
+        <w:t>={</w:t>
+      </w:r>
+      <w:proofErr w:type="gramEnd"/>
+      <w:r>
+        <w:rPr>
+          <w:i/>
+          <w:iCs/>
+        </w:rPr>
+        <w:t>10} altura={5} → Saída: 'A área do triangulo com base 10 e altura 5 é 25.'</w:t>
       </w:r>
     </w:p>
     <w:tbl>
       <w:tblPr>
-        <w:tblW w:type="pct" w:w="100%"/>
+        <w:tblW w:w="5000" w:type="pct"/>
         <w:tblBorders>
-          <w:top w:val="single" w:color="auto" w:sz="4"/>
-          <w:left w:val="single" w:color="auto" w:sz="4"/>
-          <w:bottom w:val="single" w:color="auto" w:sz="4"/>
-          <w:right w:val="single" w:color="auto" w:sz="4"/>
-          <w:insideH w:val="single" w:color="auto" w:sz="4"/>
-          <w:insideV w:val="single" w:color="auto" w:sz="4"/>
+          <w:top w:val="single" w:sz="4" w:space="0" w:color="auto"/>
+          <w:left w:val="single" w:sz="4" w:space="0" w:color="auto"/>
+          <w:bottom w:val="single" w:sz="4" w:space="0" w:color="auto"/>
+          <w:right w:val="single" w:sz="4" w:space="0" w:color="auto"/>
+          <w:insideH w:val="single" w:sz="4" w:space="0" w:color="auto"/>
+          <w:insideV w:val="single" w:sz="4" w:space="0" w:color="auto"/>
         </w:tblBorders>
+        <w:tblCellMar>
+          <w:left w:w="10" w:type="dxa"/>
+          <w:right w:w="10" w:type="dxa"/>
+        </w:tblCellMar>
+        <w:tblLook w:val="0000" w:firstRow="0" w:lastRow="0" w:firstColumn="0" w:lastColumn="0" w:noHBand="0" w:noVBand="0"/>
       </w:tblPr>
       <w:tblGrid>
-        <w:gridCol w:w="100"/>
-        <w:gridCol w:w="100"/>
-        <w:gridCol w:w="100"/>
+        <w:gridCol w:w="2254"/>
+        <w:gridCol w:w="1352"/>
+        <w:gridCol w:w="5410"/>
       </w:tblGrid>
       <w:tr>
+        <w:tblPrEx>
+          <w:tblCellMar>
+            <w:top w:w="0" w:type="dxa"/>
+            <w:bottom w:w="0" w:type="dxa"/>
+          </w:tblCellMar>
+        </w:tblPrEx>
         <w:trPr>
           <w:tblHeader/>
         </w:trPr>
         <w:tc>
           <w:tcPr>
-            <w:tcW w:type="pct" w:w="25%"/>
+            <w:tcW w:w="1250" w:type="pct"/>
           </w:tcPr>
           <w:p>
             <w:pPr>
               <w:jc w:val="center"/>
             </w:pPr>
             <w:r>
-              <w:t xml:space="preserve">Parâmetro</w:t>
-            </w:r>
-          </w:p>
-        </w:tc>
-        <w:tc>
-          <w:tcPr>
-            <w:tcW w:type="pct" w:w="15%"/>
+              <w:t>Parâmetro</w:t>
+            </w:r>
+          </w:p>
+        </w:tc>
+        <w:tc>
+          <w:tcPr>
+            <w:tcW w:w="750" w:type="pct"/>
           </w:tcPr>
           <w:p>
             <w:pPr>
               <w:jc w:val="center"/>
             </w:pPr>
             <w:r>
-              <w:t xml:space="preserve">Tipo</w:t>
-            </w:r>
-          </w:p>
-        </w:tc>
-        <w:tc>
-          <w:tcPr>
-            <w:tcW w:type="pct" w:w="60%"/>
+              <w:t>Tipo</w:t>
+            </w:r>
+          </w:p>
+        </w:tc>
+        <w:tc>
+          <w:tcPr>
+            <w:tcW w:w="3000" w:type="pct"/>
           </w:tcPr>
           <w:p>
             <w:pPr>
               <w:jc w:val="center"/>
             </w:pPr>
             <w:r>
-              <w:t xml:space="preserve">Descrição</w:t>
+              <w:t>Descrição</w:t>
             </w:r>
           </w:p>
         </w:tc>
       </w:tr>
       <w:tr>
-        <w:tc>
-          <w:p>
-            <w:r>
-              <w:t xml:space="preserve">tipo</w:t>
-            </w:r>
-          </w:p>
-        </w:tc>
-        <w:tc>
-          <w:p>
-            <w:r>
-              <w:t xml:space="preserve">string</w:t>
-            </w:r>
-          </w:p>
-        </w:tc>
-        <w:tc>
-          <w:p>
-            <w:r>
-              <w:t xml:space="preserve">Tipo do polígono: 'triangulo' ou 'retangulo'</w:t>
+        <w:tblPrEx>
+          <w:tblCellMar>
+            <w:top w:w="0" w:type="dxa"/>
+            <w:bottom w:w="0" w:type="dxa"/>
+          </w:tblCellMar>
+        </w:tblPrEx>
+        <w:tc>
+          <w:tcPr>
+            <w:tcW w:w="0" w:type="auto"/>
+          </w:tcPr>
+          <w:p>
+            <w:r>
+              <w:t>tipo</w:t>
+            </w:r>
+          </w:p>
+        </w:tc>
+        <w:tc>
+          <w:tcPr>
+            <w:tcW w:w="0" w:type="auto"/>
+          </w:tcPr>
+          <w:p>
+            <w:proofErr w:type="spellStart"/>
+            <w:r>
+              <w:t>string</w:t>
+            </w:r>
+            <w:proofErr w:type="spellEnd"/>
+          </w:p>
+        </w:tc>
+        <w:tc>
+          <w:tcPr>
+            <w:tcW w:w="0" w:type="auto"/>
+          </w:tcPr>
+          <w:p>
+            <w:r>
+              <w:t>Tipo do polígono: 'triangulo' ou '</w:t>
+            </w:r>
+            <w:proofErr w:type="spellStart"/>
+            <w:r>
+              <w:t>retangulo</w:t>
+            </w:r>
+            <w:proofErr w:type="spellEnd"/>
+            <w:r>
+              <w:t>'</w:t>
             </w:r>
           </w:p>
         </w:tc>
       </w:tr>
       <w:tr>
-        <w:tc>
-          <w:p>
-            <w:r>
-              <w:t xml:space="preserve">base</w:t>
-            </w:r>
-          </w:p>
-        </w:tc>
-        <w:tc>
-          <w:p>
-            <w:r>
-              <w:t xml:space="preserve">number</w:t>
-            </w:r>
-          </w:p>
-        </w:tc>
-        <w:tc>
-          <w:p>
-            <w:r>
-              <w:t xml:space="preserve">Base do polígono</w:t>
+        <w:tblPrEx>
+          <w:tblCellMar>
+            <w:top w:w="0" w:type="dxa"/>
+            <w:bottom w:w="0" w:type="dxa"/>
+          </w:tblCellMar>
+        </w:tblPrEx>
+        <w:tc>
+          <w:tcPr>
+            <w:tcW w:w="0" w:type="auto"/>
+          </w:tcPr>
+          <w:p>
+            <w:r>
+              <w:t>base</w:t>
+            </w:r>
+          </w:p>
+        </w:tc>
+        <w:tc>
+          <w:tcPr>
+            <w:tcW w:w="0" w:type="auto"/>
+          </w:tcPr>
+          <w:p>
+            <w:r>
+              <w:t>number</w:t>
+            </w:r>
+          </w:p>
+        </w:tc>
+        <w:tc>
+          <w:tcPr>
+            <w:tcW w:w="0" w:type="auto"/>
+          </w:tcPr>
+          <w:p>
+            <w:r>
+              <w:t>Base do polígono</w:t>
             </w:r>
           </w:p>
         </w:tc>
       </w:tr>
       <w:tr>
-        <w:tc>
-          <w:p>
-            <w:r>
-              <w:t xml:space="preserve">altura</w:t>
-            </w:r>
-          </w:p>
-        </w:tc>
-        <w:tc>
-          <w:p>
-            <w:r>
-              <w:t xml:space="preserve">number</w:t>
-            </w:r>
-          </w:p>
-        </w:tc>
-        <w:tc>
-          <w:p>
-            <w:r>
-              <w:t xml:space="preserve">Altura do polígono</w:t>
+        <w:tblPrEx>
+          <w:tblCellMar>
+            <w:top w:w="0" w:type="dxa"/>
+            <w:bottom w:w="0" w:type="dxa"/>
+          </w:tblCellMar>
+        </w:tblPrEx>
+        <w:tc>
+          <w:tcPr>
+            <w:tcW w:w="0" w:type="auto"/>
+          </w:tcPr>
+          <w:p>
+            <w:r>
+              <w:t>altura</w:t>
+            </w:r>
+          </w:p>
+        </w:tc>
+        <w:tc>
+          <w:tcPr>
+            <w:tcW w:w="0" w:type="auto"/>
+          </w:tcPr>
+          <w:p>
+            <w:r>
+              <w:t>number</w:t>
+            </w:r>
+          </w:p>
+        </w:tc>
+        <w:tc>
+          <w:tcPr>
+            <w:tcW w:w="0" w:type="auto"/>
+          </w:tcPr>
+          <w:p>
+            <w:r>
+              <w:t>Altura do polígono</w:t>
             </w:r>
           </w:p>
         </w:tc>
@@ -784,11 +1115,11 @@
     </w:p>
     <w:p>
       <w:pPr>
-        <w:pStyle w:val="Heading2"/>
-        <w:spacing w:after="200" w:before="400"/>
-      </w:pPr>
-      <w:r>
-        <w:t xml:space="preserve">Exercício 5 - Cálculo Salarial de um Médico</w:t>
+        <w:pStyle w:val="Ttulo2"/>
+        <w:spacing w:before="400" w:after="200"/>
+      </w:pPr>
+      <w:r>
+        <w:t>Exercício 5 - Cálculo Salarial de um Médico</w:t>
       </w:r>
     </w:p>
     <w:p>
@@ -807,7 +1138,7 @@
           <w:i/>
           <w:iCs/>
         </w:rPr>
-        <w:t xml:space="preserve">Crie um componente que calcula o salário de um médico baseado na quantidade de consultas.</w:t>
+        <w:t>Crie um componente que calcula o salário de um médico baseado na quantidade de consultas.</w:t>
       </w:r>
     </w:p>
     <w:p>
@@ -822,7 +1153,13 @@
         <w:t xml:space="preserve">Enunciado Aprimorado: </w:t>
       </w:r>
       <w:r>
-        <w:t xml:space="preserve">Crie um componente chamado Exercicio5 que deverá calcular o salário de um médico com base na quantidade de consultas realizadas no mês. O componente deverá receber como parâmetro a quantidade de consultas. O salário bruto é calculado multiplicando a quantidade de consultas por R$ 150,00 (valor de cada consulta). O desconto do INSS é de 8% sobre o salário bruto. O salário líquido é o salário bruto menos o valor do INSS. Exiba todos os valores calculados (salário bruto, INSS e salário líquido) formatados com duas casas decimais.</w:t>
+        <w:t>Crie um componente chamado Exercicio5 que deverá calcular o</w:t>
+      </w:r>
+      <w:r>
+        <w:t xml:space="preserve"> salário de um médico com base na quantidade de consultas realizadas no mês. O componente deverá receber como parâmetro a quantidade de consultas. O salário bruto é calculado multiplicando a quantidade de consultas por R$ 150,00 (valor de cada consulta). O</w:t>
+      </w:r>
+      <w:r>
+        <w:t xml:space="preserve"> desconto do INSS é de 8% sobre o salário bruto. O salário líquido é o salário bruto menos o valor do INSS. Exiba todos os valores calculados (salário bruto, INSS e salário líquido) formatados com duas casas decimais.</w:t>
       </w:r>
     </w:p>
     <w:p>
@@ -837,7 +1174,10 @@
         <w:t xml:space="preserve">Fórmula: </w:t>
       </w:r>
       <w:r>
-        <w:t xml:space="preserve">Salário Bruto = consultas × 150. INSS = Salário Bruto × 8%. Salário Líquido = Salário Bruto − INSS.</w:t>
+        <w:t>Salário Bruto = consultas × 1</w:t>
+      </w:r>
+      <w:r>
+        <w:t>50. INSS = Salário Bruto × 8%. Salário Líquido = Salário Bruto − INSS.</w:t>
       </w:r>
     </w:p>
     <w:p>
@@ -856,89 +1196,131 @@
           <w:i/>
           <w:iCs/>
         </w:rPr>
-        <w:t xml:space="preserve">Entrada: consultas={40} → Saída: 'Para 40 consultas: Salário Bruto = R$ 6000.00, INSS = R$ 480.00, Salário Líquido = R$ 5520.00.'</w:t>
+        <w:t>Entrada: consultas</w:t>
+      </w:r>
+      <w:proofErr w:type="gramStart"/>
+      <w:r>
+        <w:rPr>
+          <w:i/>
+          <w:iCs/>
+        </w:rPr>
+        <w:t>={</w:t>
+      </w:r>
+      <w:proofErr w:type="gramEnd"/>
+      <w:r>
+        <w:rPr>
+          <w:i/>
+          <w:iCs/>
+        </w:rPr>
+        <w:t>40} → Saída: 'Para 40 consultas: Salário Bruto = R$ 6000.00, INSS = R$ 480.00, Salário Líquido = R$ 5520.00.'</w:t>
       </w:r>
     </w:p>
     <w:tbl>
       <w:tblPr>
-        <w:tblW w:type="pct" w:w="100%"/>
+        <w:tblW w:w="5000" w:type="pct"/>
         <w:tblBorders>
-          <w:top w:val="single" w:color="auto" w:sz="4"/>
-          <w:left w:val="single" w:color="auto" w:sz="4"/>
-          <w:bottom w:val="single" w:color="auto" w:sz="4"/>
-          <w:right w:val="single" w:color="auto" w:sz="4"/>
-          <w:insideH w:val="single" w:color="auto" w:sz="4"/>
-          <w:insideV w:val="single" w:color="auto" w:sz="4"/>
+          <w:top w:val="single" w:sz="4" w:space="0" w:color="auto"/>
+          <w:left w:val="single" w:sz="4" w:space="0" w:color="auto"/>
+          <w:bottom w:val="single" w:sz="4" w:space="0" w:color="auto"/>
+          <w:right w:val="single" w:sz="4" w:space="0" w:color="auto"/>
+          <w:insideH w:val="single" w:sz="4" w:space="0" w:color="auto"/>
+          <w:insideV w:val="single" w:sz="4" w:space="0" w:color="auto"/>
         </w:tblBorders>
+        <w:tblCellMar>
+          <w:left w:w="10" w:type="dxa"/>
+          <w:right w:w="10" w:type="dxa"/>
+        </w:tblCellMar>
+        <w:tblLook w:val="0000" w:firstRow="0" w:lastRow="0" w:firstColumn="0" w:lastColumn="0" w:noHBand="0" w:noVBand="0"/>
       </w:tblPr>
       <w:tblGrid>
-        <w:gridCol w:w="100"/>
-        <w:gridCol w:w="100"/>
-        <w:gridCol w:w="100"/>
+        <w:gridCol w:w="2254"/>
+        <w:gridCol w:w="1352"/>
+        <w:gridCol w:w="5410"/>
       </w:tblGrid>
       <w:tr>
+        <w:tblPrEx>
+          <w:tblCellMar>
+            <w:top w:w="0" w:type="dxa"/>
+            <w:bottom w:w="0" w:type="dxa"/>
+          </w:tblCellMar>
+        </w:tblPrEx>
         <w:trPr>
           <w:tblHeader/>
         </w:trPr>
         <w:tc>
           <w:tcPr>
-            <w:tcW w:type="pct" w:w="25%"/>
+            <w:tcW w:w="1250" w:type="pct"/>
           </w:tcPr>
           <w:p>
             <w:pPr>
               <w:jc w:val="center"/>
             </w:pPr>
             <w:r>
-              <w:t xml:space="preserve">Parâmetro</w:t>
-            </w:r>
-          </w:p>
-        </w:tc>
-        <w:tc>
-          <w:tcPr>
-            <w:tcW w:type="pct" w:w="15%"/>
+              <w:t>Parâmetro</w:t>
+            </w:r>
+          </w:p>
+        </w:tc>
+        <w:tc>
+          <w:tcPr>
+            <w:tcW w:w="750" w:type="pct"/>
           </w:tcPr>
           <w:p>
             <w:pPr>
               <w:jc w:val="center"/>
             </w:pPr>
             <w:r>
-              <w:t xml:space="preserve">Tipo</w:t>
-            </w:r>
-          </w:p>
-        </w:tc>
-        <w:tc>
-          <w:tcPr>
-            <w:tcW w:type="pct" w:w="60%"/>
+              <w:t>Tipo</w:t>
+            </w:r>
+          </w:p>
+        </w:tc>
+        <w:tc>
+          <w:tcPr>
+            <w:tcW w:w="3000" w:type="pct"/>
           </w:tcPr>
           <w:p>
             <w:pPr>
               <w:jc w:val="center"/>
             </w:pPr>
             <w:r>
-              <w:t xml:space="preserve">Descrição</w:t>
+              <w:t>Descrição</w:t>
             </w:r>
           </w:p>
         </w:tc>
       </w:tr>
       <w:tr>
-        <w:tc>
-          <w:p>
-            <w:r>
-              <w:t xml:space="preserve">consultas</w:t>
-            </w:r>
-          </w:p>
-        </w:tc>
-        <w:tc>
-          <w:p>
-            <w:r>
-              <w:t xml:space="preserve">number</w:t>
-            </w:r>
-          </w:p>
-        </w:tc>
-        <w:tc>
-          <w:p>
-            <w:r>
-              <w:t xml:space="preserve">Quantidade de consultas realizadas no mês</w:t>
+        <w:tblPrEx>
+          <w:tblCellMar>
+            <w:top w:w="0" w:type="dxa"/>
+            <w:bottom w:w="0" w:type="dxa"/>
+          </w:tblCellMar>
+        </w:tblPrEx>
+        <w:tc>
+          <w:tcPr>
+            <w:tcW w:w="0" w:type="auto"/>
+          </w:tcPr>
+          <w:p>
+            <w:r>
+              <w:t>consultas</w:t>
+            </w:r>
+          </w:p>
+        </w:tc>
+        <w:tc>
+          <w:tcPr>
+            <w:tcW w:w="0" w:type="auto"/>
+          </w:tcPr>
+          <w:p>
+            <w:r>
+              <w:t>number</w:t>
+            </w:r>
+          </w:p>
+        </w:tc>
+        <w:tc>
+          <w:tcPr>
+            <w:tcW w:w="0" w:type="auto"/>
+          </w:tcPr>
+          <w:p>
+            <w:r>
+              <w:t>Quantidade de consultas realizadas no mês</w:t>
             </w:r>
           </w:p>
         </w:tc>
@@ -951,11 +1333,11 @@
     </w:p>
     <w:p>
       <w:pPr>
-        <w:pStyle w:val="Heading2"/>
-        <w:spacing w:after="200" w:before="400"/>
-      </w:pPr>
-      <w:r>
-        <w:t xml:space="preserve">Exercício 6 - Cálculo de Juros Simples e Compostos</w:t>
+        <w:pStyle w:val="Ttulo2"/>
+        <w:spacing w:before="400" w:after="200"/>
+      </w:pPr>
+      <w:r>
+        <w:t>Exercício 6 - Cálculo de Juros Simples e Compostos</w:t>
       </w:r>
     </w:p>
     <w:p>
@@ -974,7 +1356,7 @@
           <w:i/>
           <w:iCs/>
         </w:rPr>
-        <w:t xml:space="preserve">Crie um componente que calcula juros simples e compostos.</w:t>
+        <w:t>Crie um componente que calcula juros simples e compostos.</w:t>
       </w:r>
     </w:p>
     <w:p>
@@ -989,7 +1371,26 @@
         <w:t xml:space="preserve">Enunciado Aprimorado: </w:t>
       </w:r>
       <w:r>
-        <w:t xml:space="preserve">Crie um componente chamado Exercicio6 que deverá calcular o montante final de um investimento considerando juros simples e juros compostos. O componente deverá receber três parâmetros: capital (valor inicial em R$), taxa de juros (em porcentagem) e tempo (em meses). Para juros simples, utilize a fórmula: M = C × (1 + (i/100) × t). Para juros compostos, utilize a fórmula: M = C × (1 + i/100)^t. Exiba o capital inicial e os montantes calculados para ambos os regimes de juros.</w:t>
+        <w:t>Crie um componente chamado Exercicio6 que deverá calcu</w:t>
+      </w:r>
+      <w:r>
+        <w:t xml:space="preserve">lar o montante final de um investimento considerando juros simples e juros compostos. O componente deverá receber três parâmetros: capital (valor inicial em R$), taxa de juros (em porcentagem) e tempo (em meses). Para juros simples, utilize a fórmula: M = </w:t>
+      </w:r>
+      <w:r>
+        <w:t>C × (1 + (i/100) × t). Para juros compostos, utilize a fórmula: M = C × (1 + i/</w:t>
+      </w:r>
+      <w:proofErr w:type="gramStart"/>
+      <w:r>
+        <w:t>100)^</w:t>
+      </w:r>
+      <w:proofErr w:type="gramEnd"/>
+      <w:r>
+        <w:t>t. Exiba o capital inicial e os montantes calculados para ambos os regi</w:t>
+      </w:r>
+      <w:bookmarkStart w:id="0" w:name="_GoBack"/>
+      <w:bookmarkEnd w:id="0"/>
+      <w:r>
+        <w:t>mes de juros.</w:t>
       </w:r>
     </w:p>
     <w:p>
@@ -1004,7 +1405,24 @@
         <w:t xml:space="preserve">Fórmula: </w:t>
       </w:r>
       <w:r>
-        <w:t xml:space="preserve">Juros Simples: M = C × (1 + (i/100) × t). Juros Compostos: M = C × (1 + i/100)^t.</w:t>
+        <w:t xml:space="preserve">Juros Simples: M = C × (1 + (i/100) × t). Juros Compostos: M = C × </w:t>
+      </w:r>
+      <w:r>
+        <w:rPr>
+          <w:color w:val="FF0000"/>
+        </w:rPr>
+        <w:t>(1 + i/</w:t>
+      </w:r>
+      <w:proofErr w:type="gramStart"/>
+      <w:r>
+        <w:rPr>
+          <w:color w:val="FF0000"/>
+        </w:rPr>
+        <w:t>100)^</w:t>
+      </w:r>
+      <w:proofErr w:type="gramEnd"/>
+      <w:r>
+        <w:t>t.</w:t>
       </w:r>
     </w:p>
     <w:p>
@@ -1023,135 +1441,210 @@
           <w:i/>
           <w:iCs/>
         </w:rPr>
-        <w:t xml:space="preserve">Entrada: capital={1000} taxa={5} tempo={6} → Saída: 'Montante (Juros Simples) = R$ 1300.00. Montante (Juros Compostos) = R$ 1340.10.'</w:t>
+        <w:t>Entrada: capital</w:t>
+      </w:r>
+      <w:proofErr w:type="gramStart"/>
+      <w:r>
+        <w:rPr>
+          <w:i/>
+          <w:iCs/>
+        </w:rPr>
+        <w:t>={</w:t>
+      </w:r>
+      <w:proofErr w:type="gramEnd"/>
+      <w:r>
+        <w:rPr>
+          <w:i/>
+          <w:iCs/>
+        </w:rPr>
+        <w:t>1000} taxa={5} tempo={6} → Saída: 'Montante (Juros Simples) = R$ 1300.00. Montante (Juros Compostos) = R$ 1340.10.'</w:t>
       </w:r>
     </w:p>
     <w:tbl>
       <w:tblPr>
-        <w:tblW w:type="pct" w:w="100%"/>
+        <w:tblW w:w="5000" w:type="pct"/>
         <w:tblBorders>
-          <w:top w:val="single" w:color="auto" w:sz="4"/>
-          <w:left w:val="single" w:color="auto" w:sz="4"/>
-          <w:bottom w:val="single" w:color="auto" w:sz="4"/>
-          <w:right w:val="single" w:color="auto" w:sz="4"/>
-          <w:insideH w:val="single" w:color="auto" w:sz="4"/>
-          <w:insideV w:val="single" w:color="auto" w:sz="4"/>
+          <w:top w:val="single" w:sz="4" w:space="0" w:color="auto"/>
+          <w:left w:val="single" w:sz="4" w:space="0" w:color="auto"/>
+          <w:bottom w:val="single" w:sz="4" w:space="0" w:color="auto"/>
+          <w:right w:val="single" w:sz="4" w:space="0" w:color="auto"/>
+          <w:insideH w:val="single" w:sz="4" w:space="0" w:color="auto"/>
+          <w:insideV w:val="single" w:sz="4" w:space="0" w:color="auto"/>
         </w:tblBorders>
+        <w:tblCellMar>
+          <w:left w:w="10" w:type="dxa"/>
+          <w:right w:w="10" w:type="dxa"/>
+        </w:tblCellMar>
+        <w:tblLook w:val="0000" w:firstRow="0" w:lastRow="0" w:firstColumn="0" w:lastColumn="0" w:noHBand="0" w:noVBand="0"/>
       </w:tblPr>
       <w:tblGrid>
-        <w:gridCol w:w="100"/>
-        <w:gridCol w:w="100"/>
-        <w:gridCol w:w="100"/>
+        <w:gridCol w:w="2254"/>
+        <w:gridCol w:w="1352"/>
+        <w:gridCol w:w="5410"/>
       </w:tblGrid>
       <w:tr>
+        <w:tblPrEx>
+          <w:tblCellMar>
+            <w:top w:w="0" w:type="dxa"/>
+            <w:bottom w:w="0" w:type="dxa"/>
+          </w:tblCellMar>
+        </w:tblPrEx>
         <w:trPr>
           <w:tblHeader/>
         </w:trPr>
         <w:tc>
           <w:tcPr>
-            <w:tcW w:type="pct" w:w="25%"/>
+            <w:tcW w:w="1250" w:type="pct"/>
           </w:tcPr>
           <w:p>
             <w:pPr>
               <w:jc w:val="center"/>
             </w:pPr>
             <w:r>
-              <w:t xml:space="preserve">Parâmetro</w:t>
-            </w:r>
-          </w:p>
-        </w:tc>
-        <w:tc>
-          <w:tcPr>
-            <w:tcW w:type="pct" w:w="15%"/>
+              <w:t>Parâmetro</w:t>
+            </w:r>
+          </w:p>
+        </w:tc>
+        <w:tc>
+          <w:tcPr>
+            <w:tcW w:w="750" w:type="pct"/>
           </w:tcPr>
           <w:p>
             <w:pPr>
               <w:jc w:val="center"/>
             </w:pPr>
             <w:r>
-              <w:t xml:space="preserve">Tipo</w:t>
-            </w:r>
-          </w:p>
-        </w:tc>
-        <w:tc>
-          <w:tcPr>
-            <w:tcW w:type="pct" w:w="60%"/>
+              <w:t>Tipo</w:t>
+            </w:r>
+          </w:p>
+        </w:tc>
+        <w:tc>
+          <w:tcPr>
+            <w:tcW w:w="3000" w:type="pct"/>
           </w:tcPr>
           <w:p>
             <w:pPr>
               <w:jc w:val="center"/>
             </w:pPr>
             <w:r>
-              <w:t xml:space="preserve">Descrição</w:t>
+              <w:t>Descriç</w:t>
+            </w:r>
+            <w:r>
+              <w:t>ão</w:t>
             </w:r>
           </w:p>
         </w:tc>
       </w:tr>
       <w:tr>
-        <w:tc>
-          <w:p>
-            <w:r>
-              <w:t xml:space="preserve">capital</w:t>
-            </w:r>
-          </w:p>
-        </w:tc>
-        <w:tc>
-          <w:p>
-            <w:r>
-              <w:t xml:space="preserve">number</w:t>
-            </w:r>
-          </w:p>
-        </w:tc>
-        <w:tc>
-          <w:p>
-            <w:r>
-              <w:t xml:space="preserve">Capital inicial em reais (R$)</w:t>
+        <w:tblPrEx>
+          <w:tblCellMar>
+            <w:top w:w="0" w:type="dxa"/>
+            <w:bottom w:w="0" w:type="dxa"/>
+          </w:tblCellMar>
+        </w:tblPrEx>
+        <w:tc>
+          <w:tcPr>
+            <w:tcW w:w="0" w:type="auto"/>
+          </w:tcPr>
+          <w:p>
+            <w:r>
+              <w:t>capital</w:t>
+            </w:r>
+          </w:p>
+        </w:tc>
+        <w:tc>
+          <w:tcPr>
+            <w:tcW w:w="0" w:type="auto"/>
+          </w:tcPr>
+          <w:p>
+            <w:r>
+              <w:t>number</w:t>
+            </w:r>
+          </w:p>
+        </w:tc>
+        <w:tc>
+          <w:tcPr>
+            <w:tcW w:w="0" w:type="auto"/>
+          </w:tcPr>
+          <w:p>
+            <w:r>
+              <w:t>Capital inicial em reais (R$)</w:t>
             </w:r>
           </w:p>
         </w:tc>
       </w:tr>
       <w:tr>
-        <w:tc>
-          <w:p>
-            <w:r>
-              <w:t xml:space="preserve">taxa</w:t>
-            </w:r>
-          </w:p>
-        </w:tc>
-        <w:tc>
-          <w:p>
-            <w:r>
-              <w:t xml:space="preserve">number</w:t>
-            </w:r>
-          </w:p>
-        </w:tc>
-        <w:tc>
-          <w:p>
-            <w:r>
-              <w:t xml:space="preserve">Taxa de juros em porcentagem (%)</w:t>
+        <w:tblPrEx>
+          <w:tblCellMar>
+            <w:top w:w="0" w:type="dxa"/>
+            <w:bottom w:w="0" w:type="dxa"/>
+          </w:tblCellMar>
+        </w:tblPrEx>
+        <w:tc>
+          <w:tcPr>
+            <w:tcW w:w="0" w:type="auto"/>
+          </w:tcPr>
+          <w:p>
+            <w:r>
+              <w:t>taxa</w:t>
+            </w:r>
+          </w:p>
+        </w:tc>
+        <w:tc>
+          <w:tcPr>
+            <w:tcW w:w="0" w:type="auto"/>
+          </w:tcPr>
+          <w:p>
+            <w:r>
+              <w:t>number</w:t>
+            </w:r>
+          </w:p>
+        </w:tc>
+        <w:tc>
+          <w:tcPr>
+            <w:tcW w:w="0" w:type="auto"/>
+          </w:tcPr>
+          <w:p>
+            <w:r>
+              <w:t>Taxa de juros em porcentagem (%)</w:t>
             </w:r>
           </w:p>
         </w:tc>
       </w:tr>
       <w:tr>
-        <w:tc>
-          <w:p>
-            <w:r>
-              <w:t xml:space="preserve">tempo</w:t>
-            </w:r>
-          </w:p>
-        </w:tc>
-        <w:tc>
-          <w:p>
-            <w:r>
-              <w:t xml:space="preserve">number</w:t>
-            </w:r>
-          </w:p>
-        </w:tc>
-        <w:tc>
-          <w:p>
-            <w:r>
-              <w:t xml:space="preserve">Tempo em meses</w:t>
+        <w:tblPrEx>
+          <w:tblCellMar>
+            <w:top w:w="0" w:type="dxa"/>
+            <w:bottom w:w="0" w:type="dxa"/>
+          </w:tblCellMar>
+        </w:tblPrEx>
+        <w:tc>
+          <w:tcPr>
+            <w:tcW w:w="0" w:type="auto"/>
+          </w:tcPr>
+          <w:p>
+            <w:r>
+              <w:t>tempo</w:t>
+            </w:r>
+          </w:p>
+        </w:tc>
+        <w:tc>
+          <w:tcPr>
+            <w:tcW w:w="0" w:type="auto"/>
+          </w:tcPr>
+          <w:p>
+            <w:r>
+              <w:t>number</w:t>
+            </w:r>
+          </w:p>
+        </w:tc>
+        <w:tc>
+          <w:tcPr>
+            <w:tcW w:w="0" w:type="auto"/>
+          </w:tcPr>
+          <w:p>
+            <w:r>
+              <w:t>Tempo em meses</w:t>
             </w:r>
           </w:p>
         </w:tc>
@@ -1163,98 +1656,22 @@
       </w:pPr>
     </w:p>
     <w:sectPr>
-      <w:pgSz w:w="11906" w:h="16838" w:orient="portrait"/>
+      <w:pgSz w:w="11906" w:h="16838"/>
       <w:pgMar w:top="1440" w:right="1440" w:bottom="1440" w:left="1440" w:header="708" w:footer="708" w:gutter="0"/>
-      <w:pgNumType/>
+      <w:cols w:space="720"/>
       <w:docGrid w:linePitch="360"/>
     </w:sectPr>
   </w:body>
 </w:document>
 </file>
 
-<file path=word/comments.xml><?xml version="1.0" encoding="utf-8"?>
-<w:comments xmlns:cx="http://schemas.microsoft.com/office/drawing/2014/chartex" xmlns:cx1="http://schemas.microsoft.com/office/drawing/2015/9/8/chartex" xmlns:cx2="http://schemas.microsoft.com/office/drawing/2015/10/21/chartex" xmlns:cx3="http://schemas.microsoft.com/office/drawing/2016/5/9/chartex" xmlns:cx4="http://schemas.microsoft.com/office/drawing/2016/5/10/chartex" xmlns:cx5="http://schemas.microsoft.com/office/drawing/2016/5/11/chartex" xmlns:cx6="http://schemas.microsoft.com/office/drawing/2016/5/12/chartex" xmlns:cx7="http://schemas.microsoft.com/office/drawing/2016/5/13/chartex" xmlns:cx8="http://schemas.microsoft.com/office/drawing/2016/5/14/chartex" xmlns:mc="http://schemas.openxmlformats.org/markup-compatibility/2006" xmlns:aink="http://schemas.microsoft.com/office/drawing/2016/ink" xmlns:am3d="http://schemas.microsoft.com/office/drawing/2017/model3d" xmlns:o="urn:schemas-microsoft-com:office:office" xmlns:r="http://schemas.openxmlformats.org/officeDocument/2006/relationships" xmlns:m="http://schemas.openxmlformats.org/officeDocument/2006/math" xmlns:v="urn:schemas-microsoft-com:vml" xmlns:wp14="http://schemas.microsoft.com/office/word/2010/wordprocessingDrawing" xmlns:wp="http://schemas.openxmlformats.org/drawingml/2006/wordprocessingDrawing" xmlns:w10="urn:schemas-microsoft-com:office:word" xmlns:w="http://schemas.openxmlformats.org/wordprocessingml/2006/main" xmlns:w14="http://schemas.microsoft.com/office/word/2010/wordml" xmlns:w15="http://schemas.microsoft.com/office/word/2012/wordml" xmlns:w16cex="http://schemas.microsoft.com/office/word/2018/wordml/cex" xmlns:w16cid="http://schemas.microsoft.com/office/word/2016/wordml/cid" xmlns:w16="http://schemas.microsoft.com/office/word/2018/wordml" xmlns:w16sdtdh="http://schemas.microsoft.com/office/word/2020/wordml/sdtdatahash" xmlns:w16se="http://schemas.microsoft.com/office/word/2015/wordml/symex" xmlns:wpg="http://schemas.microsoft.com/office/word/2010/wordprocessingGroup" xmlns:wpi="http://schemas.microsoft.com/office/word/2010/wordprocessingInk" xmlns:wne="http://schemas.microsoft.com/office/word/2006/wordml" xmlns:wps="http://schemas.microsoft.com/office/word/2010/wordprocessingShape"/>
-</file>
-
-<file path=word/endnotes.xml><?xml version="1.0" encoding="utf-8"?>
-<w:endnotes xmlns:wpc="http://schemas.microsoft.com/office/word/2010/wordprocessingCanvas" xmlns:mc="http://schemas.openxmlformats.org/markup-compatibility/2006" xmlns:o="urn:schemas-microsoft-com:office:office" xmlns:r="http://schemas.openxmlformats.org/officeDocument/2006/relationships" xmlns:m="http://schemas.openxmlformats.org/officeDocument/2006/math" xmlns:v="urn:schemas-microsoft-com:vml" xmlns:wp14="http://schemas.microsoft.com/office/word/2010/wordprocessingDrawing" xmlns:wp="http://schemas.openxmlformats.org/drawingml/2006/wordprocessingDrawing" xmlns:w10="urn:schemas-microsoft-com:office:word" xmlns:w="http://schemas.openxmlformats.org/wordprocessingml/2006/main" xmlns:w14="http://schemas.microsoft.com/office/word/2010/wordml" xmlns:w15="http://schemas.microsoft.com/office/word/2012/wordml" xmlns:wpg="http://schemas.microsoft.com/office/word/2010/wordprocessingGroup" xmlns:wpi="http://schemas.microsoft.com/office/word/2010/wordprocessingInk" xmlns:wne="http://schemas.microsoft.com/office/word/2006/wordml" xmlns:wps="http://schemas.microsoft.com/office/word/2010/wordprocessingShape" mc:Ignorable="w14 w15 wp14">
-  <w:endnote w:type="separator" w:id="-1">
-    <w:p>
-      <w:pPr>
-        <w:spacing w:after="0" w:line="240" w:lineRule="auto"/>
-      </w:pPr>
-      <w:r>
-        <w:rPr>
-          <w:rStyle w:val="EndnoteReference"/>
-        </w:rPr>
-        <w:endnoteRef/>
-      </w:r>
-      <w:r>
-        <w:separator/>
-      </w:r>
-    </w:p>
-  </w:endnote>
-  <w:endnote w:type="continuationSeparator" w:id="0">
-    <w:p>
-      <w:pPr>
-        <w:spacing w:after="0" w:line="240" w:lineRule="auto"/>
-      </w:pPr>
-      <w:r>
-        <w:rPr>
-          <w:rStyle w:val="EndnoteReference"/>
-        </w:rPr>
-        <w:endnoteRef/>
-      </w:r>
-      <w:r>
-        <w:continuationSeparator/>
-      </w:r>
-    </w:p>
-  </w:endnote>
-</w:endnotes>
-</file>
-
-<file path=word/footnotes.xml><?xml version="1.0" encoding="utf-8"?>
-<w:footnotes xmlns:wpc="http://schemas.microsoft.com/office/word/2010/wordprocessingCanvas" xmlns:mc="http://schemas.openxmlformats.org/markup-compatibility/2006" xmlns:o="urn:schemas-microsoft-com:office:office" xmlns:r="http://schemas.openxmlformats.org/officeDocument/2006/relationships" xmlns:m="http://schemas.openxmlformats.org/officeDocument/2006/math" xmlns:v="urn:schemas-microsoft-com:vml" xmlns:wp14="http://schemas.microsoft.com/office/word/2010/wordprocessingDrawing" xmlns:wp="http://schemas.openxmlformats.org/drawingml/2006/wordprocessingDrawing" xmlns:w10="urn:schemas-microsoft-com:office:word" xmlns:w="http://schemas.openxmlformats.org/wordprocessingml/2006/main" xmlns:w14="http://schemas.microsoft.com/office/word/2010/wordml" xmlns:w15="http://schemas.microsoft.com/office/word/2012/wordml" xmlns:wpg="http://schemas.microsoft.com/office/word/2010/wordprocessingGroup" xmlns:wpi="http://schemas.microsoft.com/office/word/2010/wordprocessingInk" xmlns:wne="http://schemas.microsoft.com/office/word/2006/wordml" xmlns:wps="http://schemas.microsoft.com/office/word/2010/wordprocessingShape" mc:Ignorable="w14 w15 wp14">
-  <w:footnote w:type="separator" w:id="-1">
-    <w:p>
-      <w:pPr>
-        <w:spacing w:after="0" w:line="240" w:lineRule="auto"/>
-      </w:pPr>
-      <w:r>
-        <w:rPr>
-          <w:rStyle w:val="FootnoteReference"/>
-        </w:rPr>
-        <w:footnoteRef/>
-      </w:r>
-      <w:r>
-        <w:separator/>
-      </w:r>
-    </w:p>
-  </w:footnote>
-  <w:footnote w:type="continuationSeparator" w:id="0">
-    <w:p>
-      <w:pPr>
-        <w:spacing w:after="0" w:line="240" w:lineRule="auto"/>
-      </w:pPr>
-      <w:r>
-        <w:rPr>
-          <w:rStyle w:val="FootnoteReference"/>
-        </w:rPr>
-        <w:footnoteRef/>
-      </w:r>
-      <w:r>
-        <w:continuationSeparator/>
-      </w:r>
-    </w:p>
-  </w:footnote>
-</w:footnotes>
-</file>
-
 <file path=word/numbering.xml><?xml version="1.0" encoding="utf-8"?>
-<w:numbering xmlns:wpc="http://schemas.microsoft.com/office/word/2010/wordprocessingCanvas" xmlns:mc="http://schemas.openxmlformats.org/markup-compatibility/2006" xmlns:o="urn:schemas-microsoft-com:office:office" xmlns:r="http://schemas.openxmlformats.org/officeDocument/2006/relationships" xmlns:m="http://schemas.openxmlformats.org/officeDocument/2006/math" xmlns:v="urn:schemas-microsoft-com:vml" xmlns:wp14="http://schemas.microsoft.com/office/word/2010/wordprocessingDrawing" xmlns:wp="http://schemas.openxmlformats.org/drawingml/2006/wordprocessingDrawing" xmlns:w10="urn:schemas-microsoft-com:office:word" xmlns:w="http://schemas.openxmlformats.org/wordprocessingml/2006/main" xmlns:w14="http://schemas.microsoft.com/office/word/2010/wordml" xmlns:w15="http://schemas.microsoft.com/office/word/2012/wordml" xmlns:wpg="http://schemas.microsoft.com/office/word/2010/wordprocessingGroup" xmlns:wpi="http://schemas.microsoft.com/office/word/2010/wordprocessingInk" xmlns:wne="http://schemas.microsoft.com/office/word/2006/wordml" xmlns:wps="http://schemas.microsoft.com/office/word/2010/wordprocessingShape" mc:Ignorable="w14 w15 wp14">
-  <w:abstractNum w:abstractNumId="1" w15:restartNumberingAfterBreak="0">
+<w:numbering xmlns:wpc="http://schemas.microsoft.com/office/word/2010/wordprocessingCanvas" xmlns:cx="http://schemas.microsoft.com/office/drawing/2014/chartex" xmlns:cx1="http://schemas.microsoft.com/office/drawing/2015/9/8/chartex" xmlns:cx2="http://schemas.microsoft.com/office/drawing/2015/10/21/chartex" xmlns:cx3="http://schemas.microsoft.com/office/drawing/2016/5/9/chartex" xmlns:cx4="http://schemas.microsoft.com/office/drawing/2016/5/10/chartex" xmlns:cx5="http://schemas.microsoft.com/office/drawing/2016/5/11/chartex" xmlns:cx6="http://schemas.microsoft.com/office/drawing/2016/5/12/chartex" xmlns:cx7="http://schemas.microsoft.com/office/drawing/2016/5/13/chartex" xmlns:cx8="http://schemas.microsoft.com/office/drawing/2016/5/14/chartex" xmlns:mc="http://schemas.openxmlformats.org/markup-compatibility/2006" xmlns:aink="http://schemas.microsoft.com/office/drawing/2016/ink" xmlns:am3d="http://schemas.microsoft.com/office/drawing/2017/model3d" xmlns:o="urn:schemas-microsoft-com:office:office" xmlns:r="http://schemas.openxmlformats.org/officeDocument/2006/relationships" xmlns:m="http://schemas.openxmlformats.org/officeDocument/2006/math" xmlns:v="urn:schemas-microsoft-com:vml" xmlns:wp14="http://schemas.microsoft.com/office/word/2010/wordprocessingDrawing" xmlns:wp="http://schemas.openxmlformats.org/drawingml/2006/wordprocessingDrawing" xmlns:w10="urn:schemas-microsoft-com:office:word" xmlns:w="http://schemas.openxmlformats.org/wordprocessingml/2006/main" xmlns:w14="http://schemas.microsoft.com/office/word/2010/wordml" xmlns:w15="http://schemas.microsoft.com/office/word/2012/wordml" xmlns:w16cid="http://schemas.microsoft.com/office/word/2016/wordml/cid" xmlns:w16se="http://schemas.microsoft.com/office/word/2015/wordml/symex" xmlns:wpg="http://schemas.microsoft.com/office/word/2010/wordprocessingGroup" xmlns:wpi="http://schemas.microsoft.com/office/word/2010/wordprocessingInk" xmlns:wne="http://schemas.microsoft.com/office/word/2006/wordml" xmlns:wps="http://schemas.microsoft.com/office/word/2010/wordprocessingShape" mc:Ignorable="w14 w15 w16se w16cid wp14">
+  <w:abstractNum w:abstractNumId="0" w15:restartNumberingAfterBreak="0">
+    <w:nsid w:val="689B5FB0"/>
     <w:multiLevelType w:val="hybridMultilevel"/>
-    <w:lvl w:ilvl="0" w15:tentative="1">
+    <w:tmpl w:val="4DBC7806"/>
+    <w:lvl w:ilvl="0" w:tplc="050E4676">
       <w:start w:val="1"/>
       <w:numFmt w:val="bullet"/>
       <w:lvlText w:val="●"/>
@@ -1263,7 +1680,7 @@
         <w:ind w:left="720" w:hanging="360"/>
       </w:pPr>
     </w:lvl>
-    <w:lvl w:ilvl="1" w15:tentative="1">
+    <w:lvl w:ilvl="1" w:tplc="A460AA0E">
       <w:start w:val="1"/>
       <w:numFmt w:val="bullet"/>
       <w:lvlText w:val="○"/>
@@ -1272,7 +1689,7 @@
         <w:ind w:left="1440" w:hanging="360"/>
       </w:pPr>
     </w:lvl>
-    <w:lvl w:ilvl="2" w15:tentative="1">
+    <w:lvl w:ilvl="2" w:tplc="68DA0F62">
       <w:start w:val="1"/>
       <w:numFmt w:val="bullet"/>
       <w:lvlText w:val="■"/>
@@ -1281,7 +1698,7 @@
         <w:ind w:left="2160" w:hanging="360"/>
       </w:pPr>
     </w:lvl>
-    <w:lvl w:ilvl="3" w15:tentative="1">
+    <w:lvl w:ilvl="3" w:tplc="9F807942">
       <w:start w:val="1"/>
       <w:numFmt w:val="bullet"/>
       <w:lvlText w:val="●"/>
@@ -1290,7 +1707,7 @@
         <w:ind w:left="2880" w:hanging="360"/>
       </w:pPr>
     </w:lvl>
-    <w:lvl w:ilvl="4" w15:tentative="1">
+    <w:lvl w:ilvl="4" w:tplc="39C24484">
       <w:start w:val="1"/>
       <w:numFmt w:val="bullet"/>
       <w:lvlText w:val="○"/>
@@ -1299,7 +1716,7 @@
         <w:ind w:left="3600" w:hanging="360"/>
       </w:pPr>
     </w:lvl>
-    <w:lvl w:ilvl="5" w15:tentative="1">
+    <w:lvl w:ilvl="5" w:tplc="D11808B2">
       <w:start w:val="1"/>
       <w:numFmt w:val="bullet"/>
       <w:lvlText w:val="■"/>
@@ -1308,7 +1725,7 @@
         <w:ind w:left="4320" w:hanging="360"/>
       </w:pPr>
     </w:lvl>
-    <w:lvl w:ilvl="6" w15:tentative="1">
+    <w:lvl w:ilvl="6" w:tplc="049E759C">
       <w:start w:val="1"/>
       <w:numFmt w:val="bullet"/>
       <w:lvlText w:val="●"/>
@@ -1317,7 +1734,7 @@
         <w:ind w:left="5040" w:hanging="360"/>
       </w:pPr>
     </w:lvl>
-    <w:lvl w:ilvl="7" w15:tentative="1">
+    <w:lvl w:ilvl="7" w:tplc="5FE660F0">
       <w:start w:val="1"/>
       <w:numFmt w:val="bullet"/>
       <w:lvlText w:val="●"/>
@@ -1326,7 +1743,7 @@
         <w:ind w:left="5760" w:hanging="360"/>
       </w:pPr>
     </w:lvl>
-    <w:lvl w:ilvl="8" w15:tentative="1">
+    <w:lvl w:ilvl="8" w:tplc="584CF378">
       <w:start w:val="1"/>
       <w:numFmt w:val="bullet"/>
       <w:lvlText w:val="●"/>
@@ -1337,7 +1754,7 @@
     </w:lvl>
   </w:abstractNum>
   <w:num w:numId="1">
-    <w:abstractNumId w:val="1"/>
+    <w:abstractNumId w:val="0"/>
     <w:lvlOverride w:ilvl="0">
       <w:startOverride w:val="1"/>
     </w:lvlOverride>
@@ -1346,101 +1763,530 @@
 </file>
 
 <file path=word/styles.xml><?xml version="1.0" encoding="utf-8"?>
-<w:styles xmlns:mc="http://schemas.openxmlformats.org/markup-compatibility/2006" xmlns:r="http://schemas.openxmlformats.org/officeDocument/2006/relationships" xmlns:w="http://schemas.openxmlformats.org/wordprocessingml/2006/main" xmlns:w14="http://schemas.microsoft.com/office/word/2010/wordml" xmlns:w15="http://schemas.microsoft.com/office/word/2012/wordml" mc:Ignorable="w14 w15">
+<w:styles xmlns:mc="http://schemas.openxmlformats.org/markup-compatibility/2006" xmlns:r="http://schemas.openxmlformats.org/officeDocument/2006/relationships" xmlns:w="http://schemas.openxmlformats.org/wordprocessingml/2006/main" xmlns:w14="http://schemas.microsoft.com/office/word/2010/wordml" xmlns:w15="http://schemas.microsoft.com/office/word/2012/wordml" xmlns:w16cid="http://schemas.microsoft.com/office/word/2016/wordml/cid" xmlns:w16se="http://schemas.microsoft.com/office/word/2015/wordml/symex" mc:Ignorable="w14 w15 w16se w16cid">
   <w:docDefaults>
-    <w:rPrDefault/>
+    <w:rPrDefault>
+      <w:rPr>
+        <w:rFonts w:ascii="Times New Roman" w:eastAsia="Times New Roman" w:hAnsi="Times New Roman" w:cs="Times New Roman"/>
+        <w:lang w:val="pt-BR" w:eastAsia="pt-BR" w:bidi="ar-SA"/>
+      </w:rPr>
+    </w:rPrDefault>
     <w:pPrDefault/>
   </w:docDefaults>
-  <w:style w:type="paragraph" w:styleId="Title">
+  <w:latentStyles w:defLockedState="0" w:defUIPriority="99" w:defSemiHidden="0" w:defUnhideWhenUsed="0" w:defQFormat="0" w:count="375">
+    <w:lsdException w:name="Normal" w:uiPriority="0" w:qFormat="1"/>
+    <w:lsdException w:name="heading 1" w:uiPriority="9" w:qFormat="1"/>
+    <w:lsdException w:name="heading 2" w:semiHidden="1" w:uiPriority="9" w:unhideWhenUsed="1" w:qFormat="1"/>
+    <w:lsdException w:name="heading 3" w:semiHidden="1" w:uiPriority="9" w:unhideWhenUsed="1" w:qFormat="1"/>
+    <w:lsdException w:name="heading 4" w:semiHidden="1" w:uiPriority="9" w:unhideWhenUsed="1" w:qFormat="1"/>
+    <w:lsdException w:name="heading 5" w:semiHidden="1" w:uiPriority="9" w:unhideWhenUsed="1" w:qFormat="1"/>
+    <w:lsdException w:name="heading 6" w:semiHidden="1" w:uiPriority="9" w:unhideWhenUsed="1" w:qFormat="1"/>
+    <w:lsdException w:name="heading 7" w:semiHidden="1" w:uiPriority="9" w:unhideWhenUsed="1" w:qFormat="1"/>
+    <w:lsdException w:name="heading 8" w:semiHidden="1" w:uiPriority="9" w:unhideWhenUsed="1" w:qFormat="1"/>
+    <w:lsdException w:name="heading 9" w:semiHidden="1" w:uiPriority="9" w:unhideWhenUsed="1" w:qFormat="1"/>
+    <w:lsdException w:name="index 1" w:semiHidden="1" w:unhideWhenUsed="1"/>
+    <w:lsdException w:name="index 2" w:semiHidden="1" w:unhideWhenUsed="1"/>
+    <w:lsdException w:name="index 3" w:semiHidden="1" w:unhideWhenUsed="1"/>
+    <w:lsdException w:name="index 4" w:semiHidden="1" w:unhideWhenUsed="1"/>
+    <w:lsdException w:name="index 5" w:semiHidden="1" w:unhideWhenUsed="1"/>
+    <w:lsdException w:name="index 6" w:semiHidden="1" w:unhideWhenUsed="1"/>
+    <w:lsdException w:name="index 7" w:semiHidden="1" w:unhideWhenUsed="1"/>
+    <w:lsdException w:name="index 8" w:semiHidden="1" w:unhideWhenUsed="1"/>
+    <w:lsdException w:name="index 9" w:semiHidden="1" w:unhideWhenUsed="1"/>
+    <w:lsdException w:name="toc 1" w:semiHidden="1" w:uiPriority="39" w:unhideWhenUsed="1"/>
+    <w:lsdException w:name="toc 2" w:semiHidden="1" w:uiPriority="39" w:unhideWhenUsed="1"/>
+    <w:lsdException w:name="toc 3" w:semiHidden="1" w:uiPriority="39" w:unhideWhenUsed="1"/>
+    <w:lsdException w:name="toc 4" w:semiHidden="1" w:uiPriority="39" w:unhideWhenUsed="1"/>
+    <w:lsdException w:name="toc 5" w:semiHidden="1" w:uiPriority="39" w:unhideWhenUsed="1"/>
+    <w:lsdException w:name="toc 6" w:semiHidden="1" w:uiPriority="39" w:unhideWhenUsed="1"/>
+    <w:lsdException w:name="toc 7" w:semiHidden="1" w:uiPriority="39" w:unhideWhenUsed="1"/>
+    <w:lsdException w:name="toc 8" w:semiHidden="1" w:uiPriority="39" w:unhideWhenUsed="1"/>
+    <w:lsdException w:name="toc 9" w:semiHidden="1" w:uiPriority="39" w:unhideWhenUsed="1"/>
+    <w:lsdException w:name="Normal Indent" w:semiHidden="1" w:unhideWhenUsed="1"/>
+    <w:lsdException w:name="footnote text" w:semiHidden="1" w:unhideWhenUsed="1"/>
+    <w:lsdException w:name="annotation text" w:semiHidden="1" w:unhideWhenUsed="1"/>
+    <w:lsdException w:name="header" w:semiHidden="1" w:unhideWhenUsed="1"/>
+    <w:lsdException w:name="footer" w:semiHidden="1" w:unhideWhenUsed="1"/>
+    <w:lsdException w:name="index heading" w:semiHidden="1" w:unhideWhenUsed="1"/>
+    <w:lsdException w:name="caption" w:semiHidden="1" w:uiPriority="35" w:unhideWhenUsed="1" w:qFormat="1"/>
+    <w:lsdException w:name="table of figures" w:semiHidden="1" w:unhideWhenUsed="1"/>
+    <w:lsdException w:name="envelope address" w:semiHidden="1" w:unhideWhenUsed="1"/>
+    <w:lsdException w:name="envelope return" w:semiHidden="1" w:unhideWhenUsed="1"/>
+    <w:lsdException w:name="footnote reference" w:semiHidden="1" w:unhideWhenUsed="1"/>
+    <w:lsdException w:name="annotation reference" w:semiHidden="1" w:unhideWhenUsed="1"/>
+    <w:lsdException w:name="line number" w:semiHidden="1" w:unhideWhenUsed="1"/>
+    <w:lsdException w:name="page number" w:semiHidden="1" w:unhideWhenUsed="1"/>
+    <w:lsdException w:name="endnote reference" w:semiHidden="1" w:unhideWhenUsed="1"/>
+    <w:lsdException w:name="endnote text" w:semiHidden="1" w:unhideWhenUsed="1"/>
+    <w:lsdException w:name="table of authorities" w:semiHidden="1" w:unhideWhenUsed="1"/>
+    <w:lsdException w:name="macro" w:semiHidden="1" w:unhideWhenUsed="1"/>
+    <w:lsdException w:name="toa heading" w:semiHidden="1" w:unhideWhenUsed="1"/>
+    <w:lsdException w:name="List" w:semiHidden="1" w:unhideWhenUsed="1"/>
+    <w:lsdException w:name="List Bullet" w:semiHidden="1" w:unhideWhenUsed="1"/>
+    <w:lsdException w:name="List Number" w:semiHidden="1" w:unhideWhenUsed="1"/>
+    <w:lsdException w:name="List 2" w:semiHidden="1" w:unhideWhenUsed="1"/>
+    <w:lsdException w:name="List 3" w:semiHidden="1" w:unhideWhenUsed="1"/>
+    <w:lsdException w:name="List 4" w:semiHidden="1" w:unhideWhenUsed="1"/>
+    <w:lsdException w:name="List 5" w:semiHidden="1" w:unhideWhenUsed="1"/>
+    <w:lsdException w:name="List Bullet 2" w:semiHidden="1" w:unhideWhenUsed="1"/>
+    <w:lsdException w:name="List Bullet 3" w:semiHidden="1" w:unhideWhenUsed="1"/>
+    <w:lsdException w:name="List Bullet 4" w:semiHidden="1" w:unhideWhenUsed="1"/>
+    <w:lsdException w:name="List Bullet 5" w:semiHidden="1" w:unhideWhenUsed="1"/>
+    <w:lsdException w:name="List Number 2" w:semiHidden="1" w:unhideWhenUsed="1"/>
+    <w:lsdException w:name="List Number 3" w:semiHidden="1" w:unhideWhenUsed="1"/>
+    <w:lsdException w:name="List Number 4" w:semiHidden="1" w:unhideWhenUsed="1"/>
+    <w:lsdException w:name="List Number 5" w:semiHidden="1" w:unhideWhenUsed="1"/>
+    <w:lsdException w:name="Title" w:uiPriority="10" w:qFormat="1"/>
+    <w:lsdException w:name="Closing" w:semiHidden="1" w:unhideWhenUsed="1"/>
+    <w:lsdException w:name="Signature" w:semiHidden="1" w:unhideWhenUsed="1"/>
+    <w:lsdException w:name="Default Paragraph Font" w:semiHidden="1" w:uiPriority="1" w:unhideWhenUsed="1"/>
+    <w:lsdException w:name="Body Text" w:semiHidden="1" w:unhideWhenUsed="1"/>
+    <w:lsdException w:name="Body Text Indent" w:semiHidden="1" w:unhideWhenUsed="1"/>
+    <w:lsdException w:name="List Continue" w:semiHidden="1" w:unhideWhenUsed="1"/>
+    <w:lsdException w:name="List Continue 2" w:semiHidden="1" w:unhideWhenUsed="1"/>
+    <w:lsdException w:name="List Continue 3" w:semiHidden="1" w:unhideWhenUsed="1"/>
+    <w:lsdException w:name="List Continue 4" w:semiHidden="1" w:unhideWhenUsed="1"/>
+    <w:lsdException w:name="List Continue 5" w:semiHidden="1" w:unhideWhenUsed="1"/>
+    <w:lsdException w:name="Message Header" w:semiHidden="1" w:unhideWhenUsed="1"/>
+    <w:lsdException w:name="Subtitle" w:uiPriority="11" w:qFormat="1"/>
+    <w:lsdException w:name="Salutation" w:semiHidden="1" w:unhideWhenUsed="1"/>
+    <w:lsdException w:name="Date" w:semiHidden="1" w:unhideWhenUsed="1"/>
+    <w:lsdException w:name="Body Text First Indent" w:semiHidden="1" w:unhideWhenUsed="1"/>
+    <w:lsdException w:name="Body Text First Indent 2" w:semiHidden="1" w:unhideWhenUsed="1"/>
+    <w:lsdException w:name="Note Heading" w:semiHidden="1" w:unhideWhenUsed="1"/>
+    <w:lsdException w:name="Body Text 2" w:semiHidden="1" w:unhideWhenUsed="1"/>
+    <w:lsdException w:name="Body Text 3" w:semiHidden="1" w:unhideWhenUsed="1"/>
+    <w:lsdException w:name="Body Text Indent 2" w:semiHidden="1" w:unhideWhenUsed="1"/>
+    <w:lsdException w:name="Body Text Indent 3" w:semiHidden="1" w:unhideWhenUsed="1"/>
+    <w:lsdException w:name="Block Text" w:semiHidden="1" w:unhideWhenUsed="1"/>
+    <w:lsdException w:name="Hyperlink" w:semiHidden="1" w:unhideWhenUsed="1"/>
+    <w:lsdException w:name="FollowedHyperlink" w:semiHidden="1" w:unhideWhenUsed="1"/>
+    <w:lsdException w:name="Strong" w:uiPriority="22" w:qFormat="1"/>
+    <w:lsdException w:name="Emphasis" w:uiPriority="20" w:qFormat="1"/>
+    <w:lsdException w:name="Document Map" w:semiHidden="1" w:unhideWhenUsed="1"/>
+    <w:lsdException w:name="Plain Text" w:semiHidden="1" w:unhideWhenUsed="1"/>
+    <w:lsdException w:name="E-mail Signature" w:semiHidden="1" w:unhideWhenUsed="1"/>
+    <w:lsdException w:name="HTML Top of Form" w:semiHidden="1" w:unhideWhenUsed="1"/>
+    <w:lsdException w:name="HTML Bottom of Form" w:semiHidden="1" w:unhideWhenUsed="1"/>
+    <w:lsdException w:name="Normal (Web)" w:semiHidden="1" w:unhideWhenUsed="1"/>
+    <w:lsdException w:name="HTML Acronym" w:semiHidden="1" w:unhideWhenUsed="1"/>
+    <w:lsdException w:name="HTML Address" w:semiHidden="1" w:unhideWhenUsed="1"/>
+    <w:lsdException w:name="HTML Cite" w:semiHidden="1" w:unhideWhenUsed="1"/>
+    <w:lsdException w:name="HTML Code" w:semiHidden="1" w:unhideWhenUsed="1"/>
+    <w:lsdException w:name="HTML Definition" w:semiHidden="1" w:unhideWhenUsed="1"/>
+    <w:lsdException w:name="HTML Keyboard" w:semiHidden="1" w:unhideWhenUsed="1"/>
+    <w:lsdException w:name="HTML Preformatted" w:semiHidden="1" w:unhideWhenUsed="1"/>
+    <w:lsdException w:name="HTML Sample" w:semiHidden="1" w:unhideWhenUsed="1"/>
+    <w:lsdException w:name="HTML Typewriter" w:semiHidden="1" w:unhideWhenUsed="1"/>
+    <w:lsdException w:name="HTML Variable" w:semiHidden="1" w:unhideWhenUsed="1"/>
+    <w:lsdException w:name="Normal Table" w:semiHidden="1" w:unhideWhenUsed="1"/>
+    <w:lsdException w:name="annotation subject" w:semiHidden="1" w:unhideWhenUsed="1"/>
+    <w:lsdException w:name="No List" w:semiHidden="1" w:unhideWhenUsed="1"/>
+    <w:lsdException w:name="Outline List 1" w:semiHidden="1" w:unhideWhenUsed="1"/>
+    <w:lsdException w:name="Outline List 2" w:semiHidden="1" w:unhideWhenUsed="1"/>
+    <w:lsdException w:name="Outline List 3" w:semiHidden="1" w:unhideWhenUsed="1"/>
+    <w:lsdException w:name="Table Simple 1" w:semiHidden="1" w:unhideWhenUsed="1"/>
+    <w:lsdException w:name="Table Simple 2" w:semiHidden="1" w:unhideWhenUsed="1"/>
+    <w:lsdException w:name="Table Simple 3" w:semiHidden="1" w:unhideWhenUsed="1"/>
+    <w:lsdException w:name="Table Classic 1" w:semiHidden="1" w:unhideWhenUsed="1"/>
+    <w:lsdException w:name="Table Classic 2" w:semiHidden="1" w:unhideWhenUsed="1"/>
+    <w:lsdException w:name="Table Classic 3" w:semiHidden="1" w:unhideWhenUsed="1"/>
+    <w:lsdException w:name="Table Classic 4" w:semiHidden="1" w:unhideWhenUsed="1"/>
+    <w:lsdException w:name="Table Colorful 1" w:semiHidden="1" w:unhideWhenUsed="1"/>
+    <w:lsdException w:name="Table Colorful 2" w:semiHidden="1" w:unhideWhenUsed="1"/>
+    <w:lsdException w:name="Table Colorful 3" w:semiHidden="1" w:unhideWhenUsed="1"/>
+    <w:lsdException w:name="Table Columns 1" w:semiHidden="1" w:unhideWhenUsed="1"/>
+    <w:lsdException w:name="Table Columns 2" w:semiHidden="1" w:unhideWhenUsed="1"/>
+    <w:lsdException w:name="Table Columns 3" w:semiHidden="1" w:unhideWhenUsed="1"/>
+    <w:lsdException w:name="Table Columns 4" w:semiHidden="1" w:unhideWhenUsed="1"/>
+    <w:lsdException w:name="Table Columns 5" w:semiHidden="1" w:unhideWhenUsed="1"/>
+    <w:lsdException w:name="Table Grid 1" w:semiHidden="1" w:unhideWhenUsed="1"/>
+    <w:lsdException w:name="Table Grid 2" w:semiHidden="1" w:unhideWhenUsed="1"/>
+    <w:lsdException w:name="Table Grid 3" w:semiHidden="1" w:unhideWhenUsed="1"/>
+    <w:lsdException w:name="Table Grid 4" w:semiHidden="1" w:unhideWhenUsed="1"/>
+    <w:lsdException w:name="Table Grid 5" w:semiHidden="1" w:unhideWhenUsed="1"/>
+    <w:lsdException w:name="Table Grid 6" w:semiHidden="1" w:unhideWhenUsed="1"/>
+    <w:lsdException w:name="Table Grid 7" w:semiHidden="1" w:unhideWhenUsed="1"/>
+    <w:lsdException w:name="Table Grid 8" w:semiHidden="1" w:unhideWhenUsed="1"/>
+    <w:lsdException w:name="Table List 1" w:semiHidden="1" w:unhideWhenUsed="1"/>
+    <w:lsdException w:name="Table List 2" w:semiHidden="1" w:unhideWhenUsed="1"/>
+    <w:lsdException w:name="Table List 3" w:semiHidden="1" w:unhideWhenUsed="1"/>
+    <w:lsdException w:name="Table List 4" w:semiHidden="1" w:unhideWhenUsed="1"/>
+    <w:lsdException w:name="Table List 5" w:semiHidden="1" w:unhideWhenUsed="1"/>
+    <w:lsdException w:name="Table List 6" w:semiHidden="1" w:unhideWhenUsed="1"/>
+    <w:lsdException w:name="Table List 7" w:semiHidden="1" w:unhideWhenUsed="1"/>
+    <w:lsdException w:name="Table List 8" w:semiHidden="1" w:unhideWhenUsed="1"/>
+    <w:lsdException w:name="Table 3D effects 1" w:semiHidden="1" w:unhideWhenUsed="1"/>
+    <w:lsdException w:name="Table 3D effects 2" w:semiHidden="1" w:unhideWhenUsed="1"/>
+    <w:lsdException w:name="Table 3D effects 3" w:semiHidden="1" w:unhideWhenUsed="1"/>
+    <w:lsdException w:name="Table Contemporary" w:semiHidden="1" w:unhideWhenUsed="1"/>
+    <w:lsdException w:name="Table Elegant" w:semiHidden="1" w:unhideWhenUsed="1"/>
+    <w:lsdException w:name="Table Professional" w:semiHidden="1" w:unhideWhenUsed="1"/>
+    <w:lsdException w:name="Table Subtle 1" w:semiHidden="1" w:unhideWhenUsed="1"/>
+    <w:lsdException w:name="Table Subtle 2" w:semiHidden="1" w:unhideWhenUsed="1"/>
+    <w:lsdException w:name="Table Web 1" w:semiHidden="1" w:unhideWhenUsed="1"/>
+    <w:lsdException w:name="Table Web 2" w:semiHidden="1" w:unhideWhenUsed="1"/>
+    <w:lsdException w:name="Table Web 3" w:semiHidden="1" w:unhideWhenUsed="1"/>
+    <w:lsdException w:name="Balloon Text" w:semiHidden="1" w:unhideWhenUsed="1"/>
+    <w:lsdException w:name="Table Grid" w:uiPriority="39"/>
+    <w:lsdException w:name="Table Theme" w:semiHidden="1" w:unhideWhenUsed="1"/>
+    <w:lsdException w:name="Placeholder Text" w:semiHidden="1"/>
+    <w:lsdException w:name="No Spacing" w:uiPriority="1" w:qFormat="1"/>
+    <w:lsdException w:name="Light Shading" w:uiPriority="60"/>
+    <w:lsdException w:name="Light List" w:uiPriority="61"/>
+    <w:lsdException w:name="Light Grid" w:uiPriority="62"/>
+    <w:lsdException w:name="Medium Shading 1" w:uiPriority="63"/>
+    <w:lsdException w:name="Medium Shading 2" w:uiPriority="64"/>
+    <w:lsdException w:name="Medium List 1" w:uiPriority="65"/>
+    <w:lsdException w:name="Medium List 2" w:uiPriority="66"/>
+    <w:lsdException w:name="Medium Grid 1" w:uiPriority="67"/>
+    <w:lsdException w:name="Medium Grid 2" w:uiPriority="68"/>
+    <w:lsdException w:name="Medium Grid 3" w:uiPriority="69"/>
+    <w:lsdException w:name="Dark List" w:uiPriority="70"/>
+    <w:lsdException w:name="Colorful Shading" w:uiPriority="71"/>
+    <w:lsdException w:name="Colorful List" w:uiPriority="72"/>
+    <w:lsdException w:name="Colorful Grid" w:uiPriority="73"/>
+    <w:lsdException w:name="Light Shading Accent 1" w:uiPriority="60"/>
+    <w:lsdException w:name="Light List Accent 1" w:uiPriority="61"/>
+    <w:lsdException w:name="Light Grid Accent 1" w:uiPriority="62"/>
+    <w:lsdException w:name="Medium Shading 1 Accent 1" w:uiPriority="63"/>
+    <w:lsdException w:name="Medium Shading 2 Accent 1" w:uiPriority="64"/>
+    <w:lsdException w:name="Medium List 1 Accent 1" w:uiPriority="65"/>
+    <w:lsdException w:name="Revision" w:semiHidden="1"/>
+    <w:lsdException w:name="List Paragraph" w:uiPriority="34" w:qFormat="1"/>
+    <w:lsdException w:name="Quote" w:uiPriority="29" w:qFormat="1"/>
+    <w:lsdException w:name="Intense Quote" w:uiPriority="30" w:qFormat="1"/>
+    <w:lsdException w:name="Medium List 2 Accent 1" w:uiPriority="66"/>
+    <w:lsdException w:name="Medium Grid 1 Accent 1" w:uiPriority="67"/>
+    <w:lsdException w:name="Medium Grid 2 Accent 1" w:uiPriority="68"/>
+    <w:lsdException w:name="Medium Grid 3 Accent 1" w:uiPriority="69"/>
+    <w:lsdException w:name="Dark List Accent 1" w:uiPriority="70"/>
+    <w:lsdException w:name="Colorful Shading Accent 1" w:uiPriority="71"/>
+    <w:lsdException w:name="Colorful List Accent 1" w:uiPriority="72"/>
+    <w:lsdException w:name="Colorful Grid Accent 1" w:uiPriority="73"/>
+    <w:lsdException w:name="Light Shading Accent 2" w:uiPriority="60"/>
+    <w:lsdException w:name="Light List Accent 2" w:uiPriority="61"/>
+    <w:lsdException w:name="Light Grid Accent 2" w:uiPriority="62"/>
+    <w:lsdException w:name="Medium Shading 1 Accent 2" w:uiPriority="63"/>
+    <w:lsdException w:name="Medium Shading 2 Accent 2" w:uiPriority="64"/>
+    <w:lsdException w:name="Medium List 1 Accent 2" w:uiPriority="65"/>
+    <w:lsdException w:name="Medium List 2 Accent 2" w:uiPriority="66"/>
+    <w:lsdException w:name="Medium Grid 1 Accent 2" w:uiPriority="67"/>
+    <w:lsdException w:name="Medium Grid 2 Accent 2" w:uiPriority="68"/>
+    <w:lsdException w:name="Medium Grid 3 Accent 2" w:uiPriority="69"/>
+    <w:lsdException w:name="Dark List Accent 2" w:uiPriority="70"/>
+    <w:lsdException w:name="Colorful Shading Accent 2" w:uiPriority="71"/>
+    <w:lsdException w:name="Colorful List Accent 2" w:uiPriority="72"/>
+    <w:lsdException w:name="Colorful Grid Accent 2" w:uiPriority="73"/>
+    <w:lsdException w:name="Light Shading Accent 3" w:uiPriority="60"/>
+    <w:lsdException w:name="Light List Accent 3" w:uiPriority="61"/>
+    <w:lsdException w:name="Light Grid Accent 3" w:uiPriority="62"/>
+    <w:lsdException w:name="Medium Shading 1 Accent 3" w:uiPriority="63"/>
+    <w:lsdException w:name="Medium Shading 2 Accent 3" w:uiPriority="64"/>
+    <w:lsdException w:name="Medium List 1 Accent 3" w:uiPriority="65"/>
+    <w:lsdException w:name="Medium List 2 Accent 3" w:uiPriority="66"/>
+    <w:lsdException w:name="Medium Grid 1 Accent 3" w:uiPriority="67"/>
+    <w:lsdException w:name="Medium Grid 2 Accent 3" w:uiPriority="68"/>
+    <w:lsdException w:name="Medium Grid 3 Accent 3" w:uiPriority="69"/>
+    <w:lsdException w:name="Dark List Accent 3" w:uiPriority="70"/>
+    <w:lsdException w:name="Colorful Shading Accent 3" w:uiPriority="71"/>
+    <w:lsdException w:name="Colorful List Accent 3" w:uiPriority="72"/>
+    <w:lsdException w:name="Colorful Grid Accent 3" w:uiPriority="73"/>
+    <w:lsdException w:name="Light Shading Accent 4" w:uiPriority="60"/>
+    <w:lsdException w:name="Light List Accent 4" w:uiPriority="61"/>
+    <w:lsdException w:name="Light Grid Accent 4" w:uiPriority="62"/>
+    <w:lsdException w:name="Medium Shading 1 Accent 4" w:uiPriority="63"/>
+    <w:lsdException w:name="Medium Shading 2 Accent 4" w:uiPriority="64"/>
+    <w:lsdException w:name="Medium List 1 Accent 4" w:uiPriority="65"/>
+    <w:lsdException w:name="Medium List 2 Accent 4" w:uiPriority="66"/>
+    <w:lsdException w:name="Medium Grid 1 Accent 4" w:uiPriority="67"/>
+    <w:lsdException w:name="Medium Grid 2 Accent 4" w:uiPriority="68"/>
+    <w:lsdException w:name="Medium Grid 3 Accent 4" w:uiPriority="69"/>
+    <w:lsdException w:name="Dark List Accent 4" w:uiPriority="70"/>
+    <w:lsdException w:name="Colorful Shading Accent 4" w:uiPriority="71"/>
+    <w:lsdException w:name="Colorful List Accent 4" w:uiPriority="72"/>
+    <w:lsdException w:name="Colorful Grid Accent 4" w:uiPriority="73"/>
+    <w:lsdException w:name="Light Shading Accent 5" w:uiPriority="60"/>
+    <w:lsdException w:name="Light List Accent 5" w:uiPriority="61"/>
+    <w:lsdException w:name="Light Grid Accent 5" w:uiPriority="62"/>
+    <w:lsdException w:name="Medium Shading 1 Accent 5" w:uiPriority="63"/>
+    <w:lsdException w:name="Medium Shading 2 Accent 5" w:uiPriority="64"/>
+    <w:lsdException w:name="Medium List 1 Accent 5" w:uiPriority="65"/>
+    <w:lsdException w:name="Medium List 2 Accent 5" w:uiPriority="66"/>
+    <w:lsdException w:name="Medium Grid 1 Accent 5" w:uiPriority="67"/>
+    <w:lsdException w:name="Medium Grid 2 Accent 5" w:uiPriority="68"/>
+    <w:lsdException w:name="Medium Grid 3 Accent 5" w:uiPriority="69"/>
+    <w:lsdException w:name="Dark List Accent 5" w:uiPriority="70"/>
+    <w:lsdException w:name="Colorful Shading Accent 5" w:uiPriority="71"/>
+    <w:lsdException w:name="Colorful List Accent 5" w:uiPriority="72"/>
+    <w:lsdException w:name="Colorful Grid Accent 5" w:uiPriority="73"/>
+    <w:lsdException w:name="Light Shading Accent 6" w:uiPriority="60"/>
+    <w:lsdException w:name="Light List Accent 6" w:uiPriority="61"/>
+    <w:lsdException w:name="Light Grid Accent 6" w:uiPriority="62"/>
+    <w:lsdException w:name="Medium Shading 1 Accent 6" w:uiPriority="63"/>
+    <w:lsdException w:name="Medium Shading 2 Accent 6" w:uiPriority="64"/>
+    <w:lsdException w:name="Medium List 1 Accent 6" w:uiPriority="65"/>
+    <w:lsdException w:name="Medium List 2 Accent 6" w:uiPriority="66"/>
+    <w:lsdException w:name="Medium Grid 1 Accent 6" w:uiPriority="67"/>
+    <w:lsdException w:name="Medium Grid 2 Accent 6" w:uiPriority="68"/>
+    <w:lsdException w:name="Medium Grid 3 Accent 6" w:uiPriority="69"/>
+    <w:lsdException w:name="Dark List Accent 6" w:uiPriority="70"/>
+    <w:lsdException w:name="Colorful Shading Accent 6" w:uiPriority="71"/>
+    <w:lsdException w:name="Colorful List Accent 6" w:uiPriority="72"/>
+    <w:lsdException w:name="Colorful Grid Accent 6" w:uiPriority="73"/>
+    <w:lsdException w:name="Subtle Emphasis" w:uiPriority="19" w:qFormat="1"/>
+    <w:lsdException w:name="Intense Emphasis" w:uiPriority="21" w:qFormat="1"/>
+    <w:lsdException w:name="Subtle Reference" w:uiPriority="31" w:qFormat="1"/>
+    <w:lsdException w:name="Intense Reference" w:uiPriority="32" w:qFormat="1"/>
+    <w:lsdException w:name="Book Title" w:uiPriority="33" w:qFormat="1"/>
+    <w:lsdException w:name="Bibliography" w:semiHidden="1" w:uiPriority="37" w:unhideWhenUsed="1"/>
+    <w:lsdException w:name="TOC Heading" w:semiHidden="1" w:uiPriority="39" w:unhideWhenUsed="1" w:qFormat="1"/>
+    <w:lsdException w:name="Plain Table 1" w:uiPriority="41"/>
+    <w:lsdException w:name="Plain Table 2" w:uiPriority="42"/>
+    <w:lsdException w:name="Plain Table 3" w:uiPriority="43"/>
+    <w:lsdException w:name="Plain Table 4" w:uiPriority="44"/>
+    <w:lsdException w:name="Plain Table 5" w:uiPriority="45"/>
+    <w:lsdException w:name="Grid Table Light" w:uiPriority="40"/>
+    <w:lsdException w:name="Grid Table 1 Light" w:uiPriority="46"/>
+    <w:lsdException w:name="Grid Table 2" w:uiPriority="47"/>
+    <w:lsdException w:name="Grid Table 3" w:uiPriority="48"/>
+    <w:lsdException w:name="Grid Table 4" w:uiPriority="49"/>
+    <w:lsdException w:name="Grid Table 5 Dark" w:uiPriority="50"/>
+    <w:lsdException w:name="Grid Table 6 Colorful" w:uiPriority="51"/>
+    <w:lsdException w:name="Grid Table 7 Colorful" w:uiPriority="52"/>
+    <w:lsdException w:name="Grid Table 1 Light Accent 1" w:uiPriority="46"/>
+    <w:lsdException w:name="Grid Table 2 Accent 1" w:uiPriority="47"/>
+    <w:lsdException w:name="Grid Table 3 Accent 1" w:uiPriority="48"/>
+    <w:lsdException w:name="Grid Table 4 Accent 1" w:uiPriority="49"/>
+    <w:lsdException w:name="Grid Table 5 Dark Accent 1" w:uiPriority="50"/>
+    <w:lsdException w:name="Grid Table 6 Colorful Accent 1" w:uiPriority="51"/>
+    <w:lsdException w:name="Grid Table 7 Colorful Accent 1" w:uiPriority="52"/>
+    <w:lsdException w:name="Grid Table 1 Light Accent 2" w:uiPriority="46"/>
+    <w:lsdException w:name="Grid Table 2 Accent 2" w:uiPriority="47"/>
+    <w:lsdException w:name="Grid Table 3 Accent 2" w:uiPriority="48"/>
+    <w:lsdException w:name="Grid Table 4 Accent 2" w:uiPriority="49"/>
+    <w:lsdException w:name="Grid Table 5 Dark Accent 2" w:uiPriority="50"/>
+    <w:lsdException w:name="Grid Table 6 Colorful Accent 2" w:uiPriority="51"/>
+    <w:lsdException w:name="Grid Table 7 Colorful Accent 2" w:uiPriority="52"/>
+    <w:lsdException w:name="Grid Table 1 Light Accent 3" w:uiPriority="46"/>
+    <w:lsdException w:name="Grid Table 2 Accent 3" w:uiPriority="47"/>
+    <w:lsdException w:name="Grid Table 3 Accent 3" w:uiPriority="48"/>
+    <w:lsdException w:name="Grid Table 4 Accent 3" w:uiPriority="49"/>
+    <w:lsdException w:name="Grid Table 5 Dark Accent 3" w:uiPriority="50"/>
+    <w:lsdException w:name="Grid Table 6 Colorful Accent 3" w:uiPriority="51"/>
+    <w:lsdException w:name="Grid Table 7 Colorful Accent 3" w:uiPriority="52"/>
+    <w:lsdException w:name="Grid Table 1 Light Accent 4" w:uiPriority="46"/>
+    <w:lsdException w:name="Grid Table 2 Accent 4" w:uiPriority="47"/>
+    <w:lsdException w:name="Grid Table 3 Accent 4" w:uiPriority="48"/>
+    <w:lsdException w:name="Grid Table 4 Accent 4" w:uiPriority="49"/>
+    <w:lsdException w:name="Grid Table 5 Dark Accent 4" w:uiPriority="50"/>
+    <w:lsdException w:name="Grid Table 6 Colorful Accent 4" w:uiPriority="51"/>
+    <w:lsdException w:name="Grid Table 7 Colorful Accent 4" w:uiPriority="52"/>
+    <w:lsdException w:name="Grid Table 1 Light Accent 5" w:uiPriority="46"/>
+    <w:lsdException w:name="Grid Table 2 Accent 5" w:uiPriority="47"/>
+    <w:lsdException w:name="Grid Table 3 Accent 5" w:uiPriority="48"/>
+    <w:lsdException w:name="Grid Table 4 Accent 5" w:uiPriority="49"/>
+    <w:lsdException w:name="Grid Table 5 Dark Accent 5" w:uiPriority="50"/>
+    <w:lsdException w:name="Grid Table 6 Colorful Accent 5" w:uiPriority="51"/>
+    <w:lsdException w:name="Grid Table 7 Colorful Accent 5" w:uiPriority="52"/>
+    <w:lsdException w:name="Grid Table 1 Light Accent 6" w:uiPriority="46"/>
+    <w:lsdException w:name="Grid Table 2 Accent 6" w:uiPriority="47"/>
+    <w:lsdException w:name="Grid Table 3 Accent 6" w:uiPriority="48"/>
+    <w:lsdException w:name="Grid Table 4 Accent 6" w:uiPriority="49"/>
+    <w:lsdException w:name="Grid Table 5 Dark Accent 6" w:uiPriority="50"/>
+    <w:lsdException w:name="Grid Table 6 Colorful Accent 6" w:uiPriority="51"/>
+    <w:lsdException w:name="Grid Table 7 Colorful Accent 6" w:uiPriority="52"/>
+    <w:lsdException w:name="List Table 1 Light" w:uiPriority="46"/>
+    <w:lsdException w:name="List Table 2" w:uiPriority="47"/>
+    <w:lsdException w:name="List Table 3" w:uiPriority="48"/>
+    <w:lsdException w:name="List Table 4" w:uiPriority="49"/>
+    <w:lsdException w:name="List Table 5 Dark" w:uiPriority="50"/>
+    <w:lsdException w:name="List Table 6 Colorful" w:uiPriority="51"/>
+    <w:lsdException w:name="List Table 7 Colorful" w:uiPriority="52"/>
+    <w:lsdException w:name="List Table 1 Light Accent 1" w:uiPriority="46"/>
+    <w:lsdException w:name="List Table 2 Accent 1" w:uiPriority="47"/>
+    <w:lsdException w:name="List Table 3 Accent 1" w:uiPriority="48"/>
+    <w:lsdException w:name="List Table 4 Accent 1" w:uiPriority="49"/>
+    <w:lsdException w:name="List Table 5 Dark Accent 1" w:uiPriority="50"/>
+    <w:lsdException w:name="List Table 6 Colorful Accent 1" w:uiPriority="51"/>
+    <w:lsdException w:name="List Table 7 Colorful Accent 1" w:uiPriority="52"/>
+    <w:lsdException w:name="List Table 1 Light Accent 2" w:uiPriority="46"/>
+    <w:lsdException w:name="List Table 2 Accent 2" w:uiPriority="47"/>
+    <w:lsdException w:name="List Table 3 Accent 2" w:uiPriority="48"/>
+    <w:lsdException w:name="List Table 4 Accent 2" w:uiPriority="49"/>
+    <w:lsdException w:name="List Table 5 Dark Accent 2" w:uiPriority="50"/>
+    <w:lsdException w:name="List Table 6 Colorful Accent 2" w:uiPriority="51"/>
+    <w:lsdException w:name="List Table 7 Colorful Accent 2" w:uiPriority="52"/>
+    <w:lsdException w:name="List Table 1 Light Accent 3" w:uiPriority="46"/>
+    <w:lsdException w:name="List Table 2 Accent 3" w:uiPriority="47"/>
+    <w:lsdException w:name="List Table 3 Accent 3" w:uiPriority="48"/>
+    <w:lsdException w:name="List Table 4 Accent 3" w:uiPriority="49"/>
+    <w:lsdException w:name="List Table 5 Dark Accent 3" w:uiPriority="50"/>
+    <w:lsdException w:name="List Table 6 Colorful Accent 3" w:uiPriority="51"/>
+    <w:lsdException w:name="List Table 7 Colorful Accent 3" w:uiPriority="52"/>
+    <w:lsdException w:name="List Table 1 Light Accent 4" w:uiPriority="46"/>
+    <w:lsdException w:name="List Table 2 Accent 4" w:uiPriority="47"/>
+    <w:lsdException w:name="List Table 3 Accent 4" w:uiPriority="48"/>
+    <w:lsdException w:name="List Table 4 Accent 4" w:uiPriority="49"/>
+    <w:lsdException w:name="List Table 5 Dark Accent 4" w:uiPriority="50"/>
+    <w:lsdException w:name="List Table 6 Colorful Accent 4" w:uiPriority="51"/>
+    <w:lsdException w:name="List Table 7 Colorful Accent 4" w:uiPriority="52"/>
+    <w:lsdException w:name="List Table 1 Light Accent 5" w:uiPriority="46"/>
+    <w:lsdException w:name="List Table 2 Accent 5" w:uiPriority="47"/>
+    <w:lsdException w:name="List Table 3 Accent 5" w:uiPriority="48"/>
+    <w:lsdException w:name="List Table 4 Accent 5" w:uiPriority="49"/>
+    <w:lsdException w:name="List Table 5 Dark Accent 5" w:uiPriority="50"/>
+    <w:lsdException w:name="List Table 6 Colorful Accent 5" w:uiPriority="51"/>
+    <w:lsdException w:name="List Table 7 Colorful Accent 5" w:uiPriority="52"/>
+    <w:lsdException w:name="List Table 1 Light Accent 6" w:uiPriority="46"/>
+    <w:lsdException w:name="List Table 2 Accent 6" w:uiPriority="47"/>
+    <w:lsdException w:name="List Table 3 Accent 6" w:uiPriority="48"/>
+    <w:lsdException w:name="List Table 4 Accent 6" w:uiPriority="49"/>
+    <w:lsdException w:name="List Table 5 Dark Accent 6" w:uiPriority="50"/>
+    <w:lsdException w:name="List Table 6 Colorful Accent 6" w:uiPriority="51"/>
+    <w:lsdException w:name="List Table 7 Colorful Accent 6" w:uiPriority="52"/>
+    <w:lsdException w:name="Mention" w:semiHidden="1" w:unhideWhenUsed="1"/>
+    <w:lsdException w:name="Smart Hyperlink" w:semiHidden="1" w:unhideWhenUsed="1"/>
+    <w:lsdException w:name="Hashtag" w:semiHidden="1" w:unhideWhenUsed="1"/>
+    <w:lsdException w:name="Unresolved Mention" w:semiHidden="1" w:unhideWhenUsed="1"/>
+  </w:latentStyles>
+  <w:style w:type="paragraph" w:default="1" w:styleId="Normal">
+    <w:name w:val="Normal"/>
+    <w:qFormat/>
+  </w:style>
+  <w:style w:type="paragraph" w:styleId="Ttulo1">
+    <w:name w:val="heading 1"/>
+    <w:uiPriority w:val="9"/>
+    <w:qFormat/>
+    <w:pPr>
+      <w:outlineLvl w:val="0"/>
+    </w:pPr>
+    <w:rPr>
+      <w:color w:val="2E74B5"/>
+      <w:sz w:val="32"/>
+      <w:szCs w:val="32"/>
+    </w:rPr>
+  </w:style>
+  <w:style w:type="paragraph" w:styleId="Ttulo2">
+    <w:name w:val="heading 2"/>
+    <w:uiPriority w:val="9"/>
+    <w:unhideWhenUsed/>
+    <w:qFormat/>
+    <w:pPr>
+      <w:outlineLvl w:val="1"/>
+    </w:pPr>
+    <w:rPr>
+      <w:color w:val="2E74B5"/>
+      <w:sz w:val="26"/>
+      <w:szCs w:val="26"/>
+    </w:rPr>
+  </w:style>
+  <w:style w:type="paragraph" w:styleId="Ttulo3">
+    <w:name w:val="heading 3"/>
+    <w:uiPriority w:val="9"/>
+    <w:semiHidden/>
+    <w:unhideWhenUsed/>
+    <w:qFormat/>
+    <w:pPr>
+      <w:outlineLvl w:val="2"/>
+    </w:pPr>
+    <w:rPr>
+      <w:color w:val="1F4D78"/>
+      <w:sz w:val="24"/>
+      <w:szCs w:val="24"/>
+    </w:rPr>
+  </w:style>
+  <w:style w:type="paragraph" w:styleId="Ttulo4">
+    <w:name w:val="heading 4"/>
+    <w:uiPriority w:val="9"/>
+    <w:semiHidden/>
+    <w:unhideWhenUsed/>
+    <w:qFormat/>
+    <w:pPr>
+      <w:outlineLvl w:val="3"/>
+    </w:pPr>
+    <w:rPr>
+      <w:i/>
+      <w:iCs/>
+      <w:color w:val="2E74B5"/>
+    </w:rPr>
+  </w:style>
+  <w:style w:type="paragraph" w:styleId="Ttulo5">
+    <w:name w:val="heading 5"/>
+    <w:uiPriority w:val="9"/>
+    <w:semiHidden/>
+    <w:unhideWhenUsed/>
+    <w:qFormat/>
+    <w:pPr>
+      <w:outlineLvl w:val="4"/>
+    </w:pPr>
+    <w:rPr>
+      <w:color w:val="2E74B5"/>
+    </w:rPr>
+  </w:style>
+  <w:style w:type="paragraph" w:styleId="Ttulo6">
+    <w:name w:val="heading 6"/>
+    <w:uiPriority w:val="9"/>
+    <w:semiHidden/>
+    <w:unhideWhenUsed/>
+    <w:qFormat/>
+    <w:pPr>
+      <w:outlineLvl w:val="5"/>
+    </w:pPr>
+    <w:rPr>
+      <w:color w:val="1F4D78"/>
+    </w:rPr>
+  </w:style>
+  <w:style w:type="character" w:default="1" w:styleId="Fontepargpadro">
+    <w:name w:val="Default Paragraph Font"/>
+    <w:uiPriority w:val="1"/>
+    <w:semiHidden/>
+    <w:unhideWhenUsed/>
+  </w:style>
+  <w:style w:type="table" w:default="1" w:styleId="Tabelanormal">
+    <w:name w:val="Normal Table"/>
+    <w:uiPriority w:val="99"/>
+    <w:semiHidden/>
+    <w:unhideWhenUsed/>
+    <w:tblPr>
+      <w:tblInd w:w="0" w:type="dxa"/>
+      <w:tblCellMar>
+        <w:top w:w="0" w:type="dxa"/>
+        <w:left w:w="108" w:type="dxa"/>
+        <w:bottom w:w="0" w:type="dxa"/>
+        <w:right w:w="108" w:type="dxa"/>
+      </w:tblCellMar>
+    </w:tblPr>
+  </w:style>
+  <w:style w:type="numbering" w:default="1" w:styleId="Semlista">
+    <w:name w:val="No List"/>
+    <w:uiPriority w:val="99"/>
+    <w:semiHidden/>
+    <w:unhideWhenUsed/>
+  </w:style>
+  <w:style w:type="paragraph" w:styleId="Ttulo">
     <w:name w:val="Title"/>
-    <w:basedOn w:val="Normal"/>
-    <w:next w:val="Normal"/>
+    <w:uiPriority w:val="10"/>
     <w:qFormat/>
     <w:rPr>
       <w:sz w:val="56"/>
       <w:szCs w:val="56"/>
     </w:rPr>
   </w:style>
-  <w:style w:type="paragraph" w:styleId="Heading1">
-    <w:name w:val="Heading 1"/>
-    <w:basedOn w:val="Normal"/>
-    <w:next w:val="Normal"/>
-    <w:qFormat/>
-    <w:rPr>
-      <w:color w:val="2E74B5"/>
-      <w:sz w:val="32"/>
-      <w:szCs w:val="32"/>
-    </w:rPr>
-  </w:style>
-  <w:style w:type="paragraph" w:styleId="Heading2">
-    <w:name w:val="Heading 2"/>
-    <w:basedOn w:val="Normal"/>
-    <w:next w:val="Normal"/>
-    <w:qFormat/>
-    <w:rPr>
-      <w:color w:val="2E74B5"/>
-      <w:sz w:val="26"/>
-      <w:szCs w:val="26"/>
-    </w:rPr>
-  </w:style>
-  <w:style w:type="paragraph" w:styleId="Heading3">
-    <w:name w:val="Heading 3"/>
-    <w:basedOn w:val="Normal"/>
-    <w:next w:val="Normal"/>
-    <w:qFormat/>
-    <w:rPr>
-      <w:color w:val="1F4D78"/>
-      <w:sz w:val="24"/>
-      <w:szCs w:val="24"/>
-    </w:rPr>
-  </w:style>
-  <w:style w:type="paragraph" w:styleId="Heading4">
-    <w:name w:val="Heading 4"/>
-    <w:basedOn w:val="Normal"/>
-    <w:next w:val="Normal"/>
-    <w:qFormat/>
-    <w:rPr>
-      <w:i/>
-      <w:iCs/>
-      <w:color w:val="2E74B5"/>
-    </w:rPr>
-  </w:style>
-  <w:style w:type="paragraph" w:styleId="Heading5">
-    <w:name w:val="Heading 5"/>
-    <w:basedOn w:val="Normal"/>
-    <w:next w:val="Normal"/>
-    <w:qFormat/>
-    <w:rPr>
-      <w:color w:val="2E74B5"/>
-    </w:rPr>
-  </w:style>
-  <w:style w:type="paragraph" w:styleId="Heading6">
-    <w:name w:val="Heading 6"/>
-    <w:basedOn w:val="Normal"/>
-    <w:next w:val="Normal"/>
-    <w:qFormat/>
-    <w:rPr>
-      <w:color w:val="1F4D78"/>
-    </w:rPr>
-  </w:style>
-  <w:style w:type="paragraph" w:styleId="Strong">
-    <w:name w:val="Strong"/>
-    <w:basedOn w:val="Normal"/>
-    <w:next w:val="Normal"/>
+  <w:style w:type="paragraph" w:customStyle="1" w:styleId="Forte1">
+    <w:name w:val="Forte1"/>
     <w:qFormat/>
     <w:rPr>
       <w:b/>
       <w:bCs/>
     </w:rPr>
   </w:style>
-  <w:style w:type="paragraph" w:styleId="ListParagraph">
+  <w:style w:type="paragraph" w:styleId="PargrafodaLista">
     <w:name w:val="List Paragraph"/>
-    <w:basedOn w:val="Normal"/>
     <w:qFormat/>
   </w:style>
   <w:style w:type="character" w:styleId="Hyperlink">
     <w:name w:val="Hyperlink"/>
-    <w:basedOn w:val="DefaultParagraphFont"/>
     <w:uiPriority w:val="99"/>
     <w:unhideWhenUsed/>
     <w:rPr>
@@ -1448,9 +2294,8 @@
       <w:u w:val="single"/>
     </w:rPr>
   </w:style>
-  <w:style w:type="character" w:styleId="FootnoteReference">
+  <w:style w:type="character" w:styleId="Refdenotaderodap">
     <w:name w:val="footnote reference"/>
-    <w:basedOn w:val="DefaultParagraphFont"/>
     <w:uiPriority w:val="99"/>
     <w:semiHidden/>
     <w:unhideWhenUsed/>
@@ -1458,25 +2303,16 @@
       <w:vertAlign w:val="superscript"/>
     </w:rPr>
   </w:style>
-  <w:style w:type="paragraph" w:styleId="FootnoteText">
+  <w:style w:type="paragraph" w:styleId="Textodenotaderodap">
     <w:name w:val="footnote text"/>
-    <w:basedOn w:val="Normal"/>
-    <w:link w:val="FootnoteTextChar"/>
+    <w:link w:val="TextodenotaderodapChar"/>
     <w:uiPriority w:val="99"/>
     <w:semiHidden/>
     <w:unhideWhenUsed/>
-    <w:pPr>
-      <w:spacing w:after="0" w:line="240" w:lineRule="auto"/>
-    </w:pPr>
-    <w:rPr>
-      <w:sz w:val="20"/>
-      <w:szCs w:val="20"/>
-    </w:rPr>
   </w:style>
-  <w:style w:type="character" w:styleId="FootnoteTextChar">
-    <w:name w:val="Footnote Text Char"/>
-    <w:basedOn w:val="DefaultParagraphFont"/>
-    <w:link w:val="FootnoteText"/>
+  <w:style w:type="character" w:customStyle="1" w:styleId="TextodenotaderodapChar">
+    <w:name w:val="Texto de nota de rodapé Char"/>
+    <w:link w:val="Textodenotaderodap"/>
     <w:uiPriority w:val="99"/>
     <w:semiHidden/>
     <w:unhideWhenUsed/>
@@ -1485,9 +2321,8 @@
       <w:szCs w:val="20"/>
     </w:rPr>
   </w:style>
-  <w:style w:type="character" w:styleId="EndnoteReference">
+  <w:style w:type="character" w:styleId="Refdenotadefim">
     <w:name w:val="endnote reference"/>
-    <w:basedOn w:val="DefaultParagraphFont"/>
     <w:uiPriority w:val="99"/>
     <w:semiHidden/>
     <w:unhideWhenUsed/>
@@ -1495,25 +2330,16 @@
       <w:vertAlign w:val="superscript"/>
     </w:rPr>
   </w:style>
-  <w:style w:type="paragraph" w:styleId="EndnoteText">
+  <w:style w:type="paragraph" w:styleId="Textodenotadefim">
     <w:name w:val="endnote text"/>
-    <w:basedOn w:val="Normal"/>
-    <w:link w:val="EndnoteTextChar"/>
+    <w:link w:val="TextodenotadefimChar"/>
     <w:uiPriority w:val="99"/>
     <w:semiHidden/>
     <w:unhideWhenUsed/>
-    <w:pPr>
-      <w:spacing w:after="0" w:line="240" w:lineRule="auto"/>
-    </w:pPr>
-    <w:rPr>
-      <w:sz w:val="20"/>
-      <w:szCs w:val="20"/>
-    </w:rPr>
   </w:style>
-  <w:style w:type="character" w:styleId="EndnoteTextChar">
-    <w:name w:val="Endnote Text Char"/>
-    <w:basedOn w:val="DefaultParagraphFont"/>
-    <w:link w:val="EndnoteText"/>
+  <w:style w:type="character" w:customStyle="1" w:styleId="TextodenotadefimChar">
+    <w:name w:val="Texto de nota de fim Char"/>
+    <w:link w:val="Textodenotadefim"/>
     <w:uiPriority w:val="99"/>
     <w:semiHidden/>
     <w:unhideWhenUsed/>
@@ -1523,4 +2349,299 @@
     </w:rPr>
   </w:style>
 </w:styles>
+</file>
+
+<file path=word/theme/theme1.xml><?xml version="1.0" encoding="utf-8"?>
+<a:theme xmlns:a="http://schemas.openxmlformats.org/drawingml/2006/main" name="Tema do Office">
+  <a:themeElements>
+    <a:clrScheme name="Office">
+      <a:dk1>
+        <a:sysClr val="windowText" lastClr="000000"/>
+      </a:dk1>
+      <a:lt1>
+        <a:sysClr val="window" lastClr="FFFFFF"/>
+      </a:lt1>
+      <a:dk2>
+        <a:srgbClr val="44546A"/>
+      </a:dk2>
+      <a:lt2>
+        <a:srgbClr val="E7E6E6"/>
+      </a:lt2>
+      <a:accent1>
+        <a:srgbClr val="4472C4"/>
+      </a:accent1>
+      <a:accent2>
+        <a:srgbClr val="ED7D31"/>
+      </a:accent2>
+      <a:accent3>
+        <a:srgbClr val="A5A5A5"/>
+      </a:accent3>
+      <a:accent4>
+        <a:srgbClr val="FFC000"/>
+      </a:accent4>
+      <a:accent5>
+        <a:srgbClr val="5B9BD5"/>
+      </a:accent5>
+      <a:accent6>
+        <a:srgbClr val="70AD47"/>
+      </a:accent6>
+      <a:hlink>
+        <a:srgbClr val="0563C1"/>
+      </a:hlink>
+      <a:folHlink>
+        <a:srgbClr val="954F72"/>
+      </a:folHlink>
+    </a:clrScheme>
+    <a:fontScheme name="Office">
+      <a:majorFont>
+        <a:latin typeface="Calibri Light" panose="020F0302020204030204"/>
+        <a:ea typeface=""/>
+        <a:cs typeface=""/>
+        <a:font script="Jpan" typeface="游ゴシック Light"/>
+        <a:font script="Hang" typeface="맑은 고딕"/>
+        <a:font script="Hans" typeface="等线 Light"/>
+        <a:font script="Hant" typeface="新細明體"/>
+        <a:font script="Arab" typeface="Times New Roman"/>
+        <a:font script="Hebr" typeface="Times New Roman"/>
+        <a:font script="Thai" typeface="Angsana New"/>
+        <a:font script="Ethi" typeface="Nyala"/>
+        <a:font script="Beng" typeface="Vrinda"/>
+        <a:font script="Gujr" typeface="Shruti"/>
+        <a:font script="Khmr" typeface="MoolBoran"/>
+        <a:font script="Knda" typeface="Tunga"/>
+        <a:font script="Guru" typeface="Raavi"/>
+        <a:font script="Cans" typeface="Euphemia"/>
+        <a:font script="Cher" typeface="Plantagenet Cherokee"/>
+        <a:font script="Yiii" typeface="Microsoft Yi Baiti"/>
+        <a:font script="Tibt" typeface="Microsoft Himalaya"/>
+        <a:font script="Thaa" typeface="MV Boli"/>
+        <a:font script="Deva" typeface="Mangal"/>
+        <a:font script="Telu" typeface="Gautami"/>
+        <a:font script="Taml" typeface="Latha"/>
+        <a:font script="Syrc" typeface="Estrangelo Edessa"/>
+        <a:font script="Orya" typeface="Kalinga"/>
+        <a:font script="Mlym" typeface="Kartika"/>
+        <a:font script="Laoo" typeface="DokChampa"/>
+        <a:font script="Sinh" typeface="Iskoola Pota"/>
+        <a:font script="Mong" typeface="Mongolian Baiti"/>
+        <a:font script="Viet" typeface="Times New Roman"/>
+        <a:font script="Uigh" typeface="Microsoft Uighur"/>
+        <a:font script="Geor" typeface="Sylfaen"/>
+        <a:font script="Armn" typeface="Arial"/>
+        <a:font script="Bugi" typeface="Leelawadee UI"/>
+        <a:font script="Bopo" typeface="Microsoft JhengHei"/>
+        <a:font script="Java" typeface="Javanese Text"/>
+        <a:font script="Lisu" typeface="Segoe UI"/>
+        <a:font script="Mymr" typeface="Myanmar Text"/>
+        <a:font script="Nkoo" typeface="Ebrima"/>
+        <a:font script="Olck" typeface="Nirmala UI"/>
+        <a:font script="Osma" typeface="Ebrima"/>
+        <a:font script="Phag" typeface="Phagspa"/>
+        <a:font script="Syrn" typeface="Estrangelo Edessa"/>
+        <a:font script="Syrj" typeface="Estrangelo Edessa"/>
+        <a:font script="Syre" typeface="Estrangelo Edessa"/>
+        <a:font script="Sora" typeface="Nirmala UI"/>
+        <a:font script="Tale" typeface="Microsoft Tai Le"/>
+        <a:font script="Talu" typeface="Microsoft New Tai Lue"/>
+        <a:font script="Tfng" typeface="Ebrima"/>
+      </a:majorFont>
+      <a:minorFont>
+        <a:latin typeface="Calibri" panose="020F0502020204030204"/>
+        <a:ea typeface=""/>
+        <a:cs typeface=""/>
+        <a:font script="Jpan" typeface="游明朝"/>
+        <a:font script="Hang" typeface="맑은 고딕"/>
+        <a:font script="Hans" typeface="等线"/>
+        <a:font script="Hant" typeface="新細明體"/>
+        <a:font script="Arab" typeface="Arial"/>
+        <a:font script="Hebr" typeface="Arial"/>
+        <a:font script="Thai" typeface="Cordia New"/>
+        <a:font script="Ethi" typeface="Nyala"/>
+        <a:font script="Beng" typeface="Vrinda"/>
+        <a:font script="Gujr" typeface="Shruti"/>
+        <a:font script="Khmr" typeface="DaunPenh"/>
+        <a:font script="Knda" typeface="Tunga"/>
+        <a:font script="Guru" typeface="Raavi"/>
+        <a:font script="Cans" typeface="Euphemia"/>
+        <a:font script="Cher" typeface="Plantagenet Cherokee"/>
+        <a:font script="Yiii" typeface="Microsoft Yi Baiti"/>
+        <a:font script="Tibt" typeface="Microsoft Himalaya"/>
+        <a:font script="Thaa" typeface="MV Boli"/>
+        <a:font script="Deva" typeface="Mangal"/>
+        <a:font script="Telu" typeface="Gautami"/>
+        <a:font script="Taml" typeface="Latha"/>
+        <a:font script="Syrc" typeface="Estrangelo Edessa"/>
+        <a:font script="Orya" typeface="Kalinga"/>
+        <a:font script="Mlym" typeface="Kartika"/>
+        <a:font script="Laoo" typeface="DokChampa"/>
+        <a:font script="Sinh" typeface="Iskoola Pota"/>
+        <a:font script="Mong" typeface="Mongolian Baiti"/>
+        <a:font script="Viet" typeface="Arial"/>
+        <a:font script="Uigh" typeface="Microsoft Uighur"/>
+        <a:font script="Geor" typeface="Sylfaen"/>
+        <a:font script="Armn" typeface="Arial"/>
+        <a:font script="Bugi" typeface="Leelawadee UI"/>
+        <a:font script="Bopo" typeface="Microsoft JhengHei"/>
+        <a:font script="Java" typeface="Javanese Text"/>
+        <a:font script="Lisu" typeface="Segoe UI"/>
+        <a:font script="Mymr" typeface="Myanmar Text"/>
+        <a:font script="Nkoo" typeface="Ebrima"/>
+        <a:font script="Olck" typeface="Nirmala UI"/>
+        <a:font script="Osma" typeface="Ebrima"/>
+        <a:font script="Phag" typeface="Phagspa"/>
+        <a:font script="Syrn" typeface="Estrangelo Edessa"/>
+        <a:font script="Syrj" typeface="Estrangelo Edessa"/>
+        <a:font script="Syre" typeface="Estrangelo Edessa"/>
+        <a:font script="Sora" typeface="Nirmala UI"/>
+        <a:font script="Tale" typeface="Microsoft Tai Le"/>
+        <a:font script="Talu" typeface="Microsoft New Tai Lue"/>
+        <a:font script="Tfng" typeface="Ebrima"/>
+      </a:minorFont>
+    </a:fontScheme>
+    <a:fmtScheme name="Office">
+      <a:fillStyleLst>
+        <a:solidFill>
+          <a:schemeClr val="phClr"/>
+        </a:solidFill>
+        <a:gradFill rotWithShape="1">
+          <a:gsLst>
+            <a:gs pos="0">
+              <a:schemeClr val="phClr">
+                <a:lumMod val="110000"/>
+                <a:satMod val="105000"/>
+                <a:tint val="67000"/>
+              </a:schemeClr>
+            </a:gs>
+            <a:gs pos="50000">
+              <a:schemeClr val="phClr">
+                <a:lumMod val="105000"/>
+                <a:satMod val="103000"/>
+                <a:tint val="73000"/>
+              </a:schemeClr>
+            </a:gs>
+            <a:gs pos="100000">
+              <a:schemeClr val="phClr">
+                <a:lumMod val="105000"/>
+                <a:satMod val="109000"/>
+                <a:tint val="81000"/>
+              </a:schemeClr>
+            </a:gs>
+          </a:gsLst>
+          <a:lin ang="5400000" scaled="0"/>
+        </a:gradFill>
+        <a:gradFill rotWithShape="1">
+          <a:gsLst>
+            <a:gs pos="0">
+              <a:schemeClr val="phClr">
+                <a:satMod val="103000"/>
+                <a:lumMod val="102000"/>
+                <a:tint val="94000"/>
+              </a:schemeClr>
+            </a:gs>
+            <a:gs pos="50000">
+              <a:schemeClr val="phClr">
+                <a:satMod val="110000"/>
+                <a:lumMod val="100000"/>
+                <a:shade val="100000"/>
+              </a:schemeClr>
+            </a:gs>
+            <a:gs pos="100000">
+              <a:schemeClr val="phClr">
+                <a:lumMod val="99000"/>
+                <a:satMod val="120000"/>
+                <a:shade val="78000"/>
+              </a:schemeClr>
+            </a:gs>
+          </a:gsLst>
+          <a:lin ang="5400000" scaled="0"/>
+        </a:gradFill>
+      </a:fillStyleLst>
+      <a:lnStyleLst>
+        <a:ln w="6350" cap="flat" cmpd="sng" algn="ctr">
+          <a:solidFill>
+            <a:schemeClr val="phClr"/>
+          </a:solidFill>
+          <a:prstDash val="solid"/>
+          <a:miter lim="800000"/>
+        </a:ln>
+        <a:ln w="12700" cap="flat" cmpd="sng" algn="ctr">
+          <a:solidFill>
+            <a:schemeClr val="phClr"/>
+          </a:solidFill>
+          <a:prstDash val="solid"/>
+          <a:miter lim="800000"/>
+        </a:ln>
+        <a:ln w="19050" cap="flat" cmpd="sng" algn="ctr">
+          <a:solidFill>
+            <a:schemeClr val="phClr"/>
+          </a:solidFill>
+          <a:prstDash val="solid"/>
+          <a:miter lim="800000"/>
+        </a:ln>
+      </a:lnStyleLst>
+      <a:effectStyleLst>
+        <a:effectStyle>
+          <a:effectLst/>
+        </a:effectStyle>
+        <a:effectStyle>
+          <a:effectLst/>
+        </a:effectStyle>
+        <a:effectStyle>
+          <a:effectLst>
+            <a:outerShdw blurRad="57150" dist="19050" dir="5400000" algn="ctr" rotWithShape="0">
+              <a:srgbClr val="000000">
+                <a:alpha val="63000"/>
+              </a:srgbClr>
+            </a:outerShdw>
+          </a:effectLst>
+        </a:effectStyle>
+      </a:effectStyleLst>
+      <a:bgFillStyleLst>
+        <a:solidFill>
+          <a:schemeClr val="phClr"/>
+        </a:solidFill>
+        <a:solidFill>
+          <a:schemeClr val="phClr">
+            <a:tint val="95000"/>
+            <a:satMod val="170000"/>
+          </a:schemeClr>
+        </a:solidFill>
+        <a:gradFill rotWithShape="1">
+          <a:gsLst>
+            <a:gs pos="0">
+              <a:schemeClr val="phClr">
+                <a:tint val="93000"/>
+                <a:satMod val="150000"/>
+                <a:shade val="98000"/>
+                <a:lumMod val="102000"/>
+              </a:schemeClr>
+            </a:gs>
+            <a:gs pos="50000">
+              <a:schemeClr val="phClr">
+                <a:tint val="98000"/>
+                <a:satMod val="130000"/>
+                <a:shade val="90000"/>
+                <a:lumMod val="103000"/>
+              </a:schemeClr>
+            </a:gs>
+            <a:gs pos="100000">
+              <a:schemeClr val="phClr">
+                <a:shade val="63000"/>
+                <a:satMod val="120000"/>
+              </a:schemeClr>
+            </a:gs>
+          </a:gsLst>
+          <a:lin ang="5400000" scaled="0"/>
+        </a:gradFill>
+      </a:bgFillStyleLst>
+    </a:fmtScheme>
+  </a:themeElements>
+  <a:objectDefaults/>
+  <a:extraClrSchemeLst/>
+  <a:extLst>
+    <a:ext uri="{05A4C25C-085E-4340-85A3-A5531E510DB2}">
+      <thm15:themeFamily xmlns:thm15="http://schemas.microsoft.com/office/thememl/2012/main" name="Office Theme" id="{62F939B6-93AF-4DB8-9C6B-D6C7DFDC589F}" vid="{4A3C46E8-61CC-4603-A589-7422A47A8E4A}"/>
+    </a:ext>
+  </a:extLst>
+</a:theme>
 </file>